--- a/docs/CRM_SaaS_Product_Spec_V1.docx
+++ b/docs/CRM_SaaS_Product_Spec_V1.docx
@@ -210,6 +210,23 @@
         <w:tab/>
         <w:t xml:space="preserve">•</w:t>
         <w:tab/>
+        <w:t xml:space="preserve">initiate customer calls from the CRM with one tap, then record the outcome and next follow-up</w:t>
+      </w:r>
+    </w:p>
+    <w:p>
+      <w:pPr>
+        <w:ind w:left="720" w:first-line="-720"/>
+      </w:pPr>
+      <w:r>
+        <w:rPr>
+          <w:rFonts w:ascii="Times" w:hAnsi="Times" w:cs="Times"/>
+          <w:sz w:val="24"/>
+          <w:sz-cs w:val="24"/>
+        </w:rPr>
+        <w:t xml:space="preserve"/>
+        <w:tab/>
+        <w:t xml:space="preserve">•</w:t>
+        <w:tab/>
         <w:t xml:space="preserve">send WhatsApp messages and reminders</w:t>
       </w:r>
     </w:p>
@@ -1107,6 +1124,23 @@
         <w:tab/>
         <w:t xml:space="preserve">•</w:t>
         <w:tab/>
+        <w:t xml:space="preserve">call permitted Leads and Customers and record call outcomes</w:t>
+      </w:r>
+    </w:p>
+    <w:p>
+      <w:pPr>
+        <w:ind w:left="720" w:first-line="-720"/>
+      </w:pPr>
+      <w:r>
+        <w:rPr>
+          <w:rFonts w:ascii="Times" w:hAnsi="Times" w:cs="Times"/>
+          <w:sz w:val="24"/>
+          <w:sz-cs w:val="24"/>
+        </w:rPr>
+        <w:t xml:space="preserve"/>
+        <w:tab/>
+        <w:t xml:space="preserve">•</w:t>
+        <w:tab/>
         <w:t xml:space="preserve">send WhatsApp messages</w:t>
       </w:r>
     </w:p>
@@ -5958,6 +5992,20 @@
           <w:sz w:val="24"/>
           <w:sz-cs w:val="24"/>
           <w:b/>
+        </w:rPr>
+        <w:t xml:space="preserve">Call — shown for Call-type follow-ups, subject to Sections 27.1–27.5</w:t>
+      </w:r>
+    </w:p>
+    <w:p>
+      <w:pPr>
+        <w:spacing w:before="240" w:after="240"/>
+      </w:pPr>
+      <w:r>
+        <w:rPr>
+          <w:rFonts w:ascii="Times" w:hAnsi="Times" w:cs="Times"/>
+          <w:sz w:val="24"/>
+          <w:sz-cs w:val="24"/>
+          <w:b/>
           <w:color w:val="0B5394"/>
         </w:rPr>
         <w:t xml:space="preserve">Mark Complete</w:t>
@@ -5976,6 +6024,36 @@
           <w:color w:val="0B5394"/>
         </w:rPr>
         <w:t xml:space="preserve">Reschedule</w:t>
+      </w:r>
+    </w:p>
+    <w:p>
+      <w:pPr>
+        <w:spacing w:before="240" w:after="240"/>
+      </w:pPr>
+      <w:r>
+        <w:rPr>
+          <w:rFonts w:ascii="Times" w:hAnsi="Times" w:cs="Times"/>
+          <w:sz w:val="24"/>
+          <w:sz-cs w:val="24"/>
+        </w:rPr>
+        <w:t xml:space="preserve">Selecting </w:t>
+      </w:r>
+      <w:r>
+        <w:rPr>
+          <w:rFonts w:ascii="Times" w:hAnsi="Times" w:cs="Times"/>
+          <w:sz w:val="24"/>
+          <w:sz-cs w:val="24"/>
+          <w:b/>
+        </w:rPr>
+        <w:t xml:space="preserve">Call</w:t>
+      </w:r>
+      <w:r>
+        <w:rPr>
+          <w:rFonts w:ascii="Times" w:hAnsi="Times" w:cs="Times"/>
+          <w:sz w:val="24"/>
+          <w:sz-cs w:val="24"/>
+        </w:rPr>
+        <w:t xml:space="preserve"> opens the phone’s native calling interface. It does not mark the Follow-up complete; completion remains an explicit action.</w:t>
       </w:r>
     </w:p>
     <w:p>
@@ -8124,7 +8202,7 @@
         <w:tab/>
         <w:t xml:space="preserve">•</w:t>
         <w:tab/>
-        <w:t xml:space="preserve">call</w:t>
+        <w:t xml:space="preserve">call — a user-confirmed call outcome, defined in Section 27.4</w:t>
       </w:r>
     </w:p>
     <w:p>
@@ -8437,6 +8515,1880 @@
           <w:b/>
         </w:rPr>
         <w:t xml:space="preserve">Renewal reminder scheduled.</w:t>
+      </w:r>
+    </w:p>
+    <w:p>
+      <w:pPr>
+        <w:spacing w:before="360"/>
+      </w:pPr>
+      <w:r>
+        <w:rPr>
+          <w:rFonts w:ascii="Times" w:hAnsi="Times" w:cs="Times"/>
+          <w:sz w:val="36"/>
+          <w:sz-cs w:val="36"/>
+          <w:b/>
+        </w:rPr>
+        <w:t xml:space="preserve">27.1 One-Tap Click-to-Call</w:t>
+      </w:r>
+    </w:p>
+    <w:p>
+      <w:pPr>
+        <w:spacing w:before="240" w:after="240"/>
+      </w:pPr>
+      <w:r>
+        <w:rPr>
+          <w:rFonts w:ascii="Times" w:hAnsi="Times" w:cs="Times"/>
+          <w:sz w:val="24"/>
+          <w:sz-cs w:val="24"/>
+        </w:rPr>
+        <w:t xml:space="preserve">An authorized user with access to a Lead or Customer may initiate a telephone call from the relevant CRM screen.</w:t>
+      </w:r>
+    </w:p>
+    <w:p>
+      <w:pPr>
+        <w:spacing w:before="240" w:after="240"/>
+      </w:pPr>
+      <w:r>
+        <w:rPr>
+          <w:rFonts w:ascii="Times" w:hAnsi="Times" w:cs="Times"/>
+          <w:sz w:val="24"/>
+          <w:sz-cs w:val="24"/>
+        </w:rPr>
+        <w:t xml:space="preserve">The V1 implementation is click-to-call. Selecting </w:t>
+      </w:r>
+      <w:r>
+        <w:rPr>
+          <w:rFonts w:ascii="Times" w:hAnsi="Times" w:cs="Times"/>
+          <w:sz w:val="24"/>
+          <w:sz-cs w:val="24"/>
+          <w:b/>
+        </w:rPr>
+        <w:t xml:space="preserve">Call</w:t>
+      </w:r>
+      <w:r>
+        <w:rPr>
+          <w:rFonts w:ascii="Times" w:hAnsi="Times" w:cs="Times"/>
+          <w:sz w:val="24"/>
+          <w:sz-cs w:val="24"/>
+        </w:rPr>
+        <w:t xml:space="preserve"> on a supported phone invokes the device’s native calling interface using the valid normalized telephone number through a tel: link. The cellular conversation itself takes place in the phone’s native call interface, which temporarily takes over from the CRM. A true in-app VoIP system is outside V1 and is excluded in Section 27.5.</w:t>
+      </w:r>
+    </w:p>
+    <w:p>
+      <w:pPr>
+        <w:spacing w:before="240" w:after="240"/>
+      </w:pPr>
+      <w:r>
+        <w:rPr>
+          <w:rFonts w:ascii="Times" w:hAnsi="Times" w:cs="Times"/>
+          <w:sz w:val="24"/>
+          <w:sz-cs w:val="24"/>
+          <w:b/>
+        </w:rPr>
+        <w:t xml:space="preserve">Where Call must be available</w:t>
+      </w:r>
+    </w:p>
+    <w:p>
+      <w:pPr>
+        <w:ind w:left="720" w:first-line="-720"/>
+        <w:spacing w:before="240"/>
+      </w:pPr>
+      <w:r>
+        <w:rPr>
+          <w:rFonts w:ascii="Times" w:hAnsi="Times" w:cs="Times"/>
+          <w:sz w:val="24"/>
+          <w:sz-cs w:val="24"/>
+        </w:rPr>
+        <w:t xml:space="preserve"/>
+        <w:tab/>
+        <w:t xml:space="preserve">•</w:t>
+        <w:tab/>
+        <w:t xml:space="preserve">Lead Detail</w:t>
+      </w:r>
+    </w:p>
+    <w:p>
+      <w:pPr>
+        <w:ind w:left="720" w:first-line="-720"/>
+      </w:pPr>
+      <w:r>
+        <w:rPr>
+          <w:rFonts w:ascii="Times" w:hAnsi="Times" w:cs="Times"/>
+          <w:sz w:val="24"/>
+          <w:sz-cs w:val="24"/>
+        </w:rPr>
+        <w:t xml:space="preserve"/>
+        <w:tab/>
+        <w:t xml:space="preserve">•</w:t>
+        <w:tab/>
+        <w:t xml:space="preserve">Customer Detail</w:t>
+      </w:r>
+    </w:p>
+    <w:p>
+      <w:pPr>
+        <w:ind w:left="720" w:first-line="-720"/>
+      </w:pPr>
+      <w:r>
+        <w:rPr>
+          <w:rFonts w:ascii="Times" w:hAnsi="Times" w:cs="Times"/>
+          <w:sz w:val="24"/>
+          <w:sz-cs w:val="24"/>
+        </w:rPr>
+        <w:t xml:space="preserve"/>
+        <w:tab/>
+        <w:t xml:space="preserve">•</w:t>
+        <w:tab/>
+        <w:t xml:space="preserve">Call-type Follow-up cards and Follow-up details</w:t>
+      </w:r>
+    </w:p>
+    <w:p>
+      <w:pPr>
+        <w:ind w:left="720" w:first-line="-720"/>
+      </w:pPr>
+      <w:r>
+        <w:rPr>
+          <w:rFonts w:ascii="Times" w:hAnsi="Times" w:cs="Times"/>
+          <w:sz w:val="24"/>
+          <w:sz-cs w:val="24"/>
+        </w:rPr>
+        <w:t xml:space="preserve"/>
+        <w:tab/>
+        <w:t xml:space="preserve">•</w:t>
+        <w:tab/>
+        <w:t xml:space="preserve">Today’s Follow-ups</w:t>
+      </w:r>
+    </w:p>
+    <w:p>
+      <w:pPr>
+        <w:ind w:left="720" w:first-line="-720"/>
+      </w:pPr>
+      <w:r>
+        <w:rPr>
+          <w:rFonts w:ascii="Times" w:hAnsi="Times" w:cs="Times"/>
+          <w:sz w:val="24"/>
+          <w:sz-cs w:val="24"/>
+        </w:rPr>
+        <w:t xml:space="preserve"/>
+        <w:tab/>
+        <w:t xml:space="preserve">•</w:t>
+        <w:tab/>
+        <w:t xml:space="preserve">overdue and upcoming Call follow-ups</w:t>
+      </w:r>
+    </w:p>
+    <w:p>
+      <w:pPr>
+        <w:ind w:left="720" w:first-line="-720"/>
+      </w:pPr>
+      <w:r>
+        <w:rPr>
+          <w:rFonts w:ascii="Times" w:hAnsi="Times" w:cs="Times"/>
+          <w:sz w:val="24"/>
+          <w:sz-cs w:val="24"/>
+        </w:rPr>
+        <w:t xml:space="preserve"/>
+        <w:tab/>
+        <w:t xml:space="preserve">•</w:t>
+        <w:tab/>
+        <w:t xml:space="preserve">other mobile quick-action areas already defined by this specification</w:t>
+      </w:r>
+    </w:p>
+    <w:p>
+      <w:pPr>
+        <w:spacing w:before="240" w:after="240"/>
+      </w:pPr>
+      <w:r>
+        <w:rPr>
+          <w:rFonts w:ascii="Times" w:hAnsi="Times" w:cs="Times"/>
+          <w:sz w:val="24"/>
+          <w:sz-cs w:val="24"/>
+          <w:b/>
+        </w:rPr>
+        <w:t xml:space="preserve">Initiation rules</w:t>
+      </w:r>
+    </w:p>
+    <w:p>
+      <w:pPr>
+        <w:ind w:left="720" w:first-line="-720"/>
+        <w:spacing w:before="240"/>
+      </w:pPr>
+      <w:r>
+        <w:rPr>
+          <w:rFonts w:ascii="Times" w:hAnsi="Times" w:cs="Times"/>
+          <w:sz w:val="24"/>
+          <w:sz-cs w:val="24"/>
+        </w:rPr>
+        <w:t xml:space="preserve"/>
+        <w:tab/>
+        <w:t xml:space="preserve">•</w:t>
+        <w:tab/>
+        <w:t xml:space="preserve">The user must always initiate the call explicitly. The CRM must never start a call automatically.</w:t>
+      </w:r>
+    </w:p>
+    <w:p>
+      <w:pPr>
+        <w:ind w:left="720" w:first-line="-720"/>
+      </w:pPr>
+      <w:r>
+        <w:rPr>
+          <w:rFonts w:ascii="Times" w:hAnsi="Times" w:cs="Times"/>
+          <w:sz w:val="24"/>
+          <w:sz-cs w:val="24"/>
+        </w:rPr>
+        <w:t xml:space="preserve"/>
+        <w:tab/>
+        <w:t xml:space="preserve">•</w:t>
+        <w:tab/>
+        <w:t xml:space="preserve">If only one valid callable number exists, use it.</w:t>
+      </w:r>
+    </w:p>
+    <w:p>
+      <w:pPr>
+        <w:ind w:left="720" w:first-line="-720"/>
+      </w:pPr>
+      <w:r>
+        <w:rPr>
+          <w:rFonts w:ascii="Times" w:hAnsi="Times" w:cs="Times"/>
+          <w:sz w:val="24"/>
+          <w:sz-cs w:val="24"/>
+        </w:rPr>
+        <w:t xml:space="preserve"/>
+        <w:tab/>
+        <w:t xml:space="preserve">•</w:t>
+        <w:tab/>
+        <w:t xml:space="preserve">If the existing data model permits multiple callable numbers, allow the user to select the required number before opening the native calling interface.</w:t>
+      </w:r>
+    </w:p>
+    <w:p>
+      <w:pPr>
+        <w:ind w:left="720" w:first-line="-720"/>
+      </w:pPr>
+      <w:r>
+        <w:rPr>
+          <w:rFonts w:ascii="Times" w:hAnsi="Times" w:cs="Times"/>
+          <w:sz w:val="24"/>
+          <w:sz-cs w:val="24"/>
+        </w:rPr>
+        <w:t xml:space="preserve"/>
+        <w:tab/>
+        <w:t xml:space="preserve">•</w:t>
+        <w:tab/>
+        <w:t xml:space="preserve">If the phone number is missing or invalid, Call is disabled and the interface explains why.</w:t>
+      </w:r>
+    </w:p>
+    <w:p>
+      <w:pPr>
+        <w:ind w:left="720" w:first-line="-720"/>
+      </w:pPr>
+      <w:r>
+        <w:rPr>
+          <w:rFonts w:ascii="Times" w:hAnsi="Times" w:cs="Times"/>
+          <w:sz w:val="24"/>
+          <w:sz-cs w:val="24"/>
+        </w:rPr>
+        <w:t xml:space="preserve"/>
+        <w:tab/>
+        <w:t xml:space="preserve">•</w:t>
+        <w:tab/>
+        <w:t xml:space="preserve">On desktop or an unsupported device, the system may invoke an available calling handler or provide a Copy Number action. It must not pretend that a call was made.</w:t>
+      </w:r>
+    </w:p>
+    <w:p>
+      <w:pPr>
+        <w:spacing w:before="240" w:after="240"/>
+      </w:pPr>
+      <w:r>
+        <w:rPr>
+          <w:rFonts w:ascii="Times" w:hAnsi="Times" w:cs="Times"/>
+          <w:sz w:val="24"/>
+          <w:sz-cs w:val="24"/>
+          <w:b/>
+        </w:rPr>
+        <w:t xml:space="preserve">Tapping Call alone must not</w:t>
+      </w:r>
+    </w:p>
+    <w:p>
+      <w:pPr>
+        <w:ind w:left="720" w:first-line="-720"/>
+        <w:spacing w:before="240"/>
+      </w:pPr>
+      <w:r>
+        <w:rPr>
+          <w:rFonts w:ascii="Times" w:hAnsi="Times" w:cs="Times"/>
+          <w:sz w:val="24"/>
+          <w:sz-cs w:val="24"/>
+        </w:rPr>
+        <w:t xml:space="preserve"/>
+        <w:tab/>
+        <w:t xml:space="preserve">•</w:t>
+        <w:tab/>
+        <w:t xml:space="preserve">mark a Follow-up complete</w:t>
+      </w:r>
+    </w:p>
+    <w:p>
+      <w:pPr>
+        <w:ind w:left="720" w:first-line="-720"/>
+      </w:pPr>
+      <w:r>
+        <w:rPr>
+          <w:rFonts w:ascii="Times" w:hAnsi="Times" w:cs="Times"/>
+          <w:sz w:val="24"/>
+          <w:sz-cs w:val="24"/>
+        </w:rPr>
+        <w:t xml:space="preserve"/>
+        <w:tab/>
+        <w:t xml:space="preserve">•</w:t>
+        <w:tab/>
+        <w:t xml:space="preserve">create a successful-call activity</w:t>
+      </w:r>
+    </w:p>
+    <w:p>
+      <w:pPr>
+        <w:ind w:left="720" w:first-line="-720"/>
+      </w:pPr>
+      <w:r>
+        <w:rPr>
+          <w:rFonts w:ascii="Times" w:hAnsi="Times" w:cs="Times"/>
+          <w:sz w:val="24"/>
+          <w:sz-cs w:val="24"/>
+        </w:rPr>
+        <w:t xml:space="preserve"/>
+        <w:tab/>
+        <w:t xml:space="preserve">•</w:t>
+        <w:tab/>
+        <w:t xml:space="preserve">change a Lead stage</w:t>
+      </w:r>
+    </w:p>
+    <w:p>
+      <w:pPr>
+        <w:ind w:left="720" w:first-line="-720"/>
+      </w:pPr>
+      <w:r>
+        <w:rPr>
+          <w:rFonts w:ascii="Times" w:hAnsi="Times" w:cs="Times"/>
+          <w:sz w:val="24"/>
+          <w:sz-cs w:val="24"/>
+        </w:rPr>
+        <w:t xml:space="preserve"/>
+        <w:tab/>
+        <w:t xml:space="preserve">•</w:t>
+        <w:tab/>
+        <w:t xml:space="preserve">change a Customer status</w:t>
+      </w:r>
+    </w:p>
+    <w:p>
+      <w:pPr>
+        <w:ind w:left="720" w:first-line="-720"/>
+      </w:pPr>
+      <w:r>
+        <w:rPr>
+          <w:rFonts w:ascii="Times" w:hAnsi="Times" w:cs="Times"/>
+          <w:sz w:val="24"/>
+          <w:sz-cs w:val="24"/>
+        </w:rPr>
+        <w:t xml:space="preserve"/>
+        <w:tab/>
+        <w:t xml:space="preserve">•</w:t>
+        <w:tab/>
+        <w:t xml:space="preserve">claim that the call connected</w:t>
+      </w:r>
+    </w:p>
+    <w:p>
+      <w:pPr>
+        <w:spacing w:before="240" w:after="240"/>
+      </w:pPr>
+      <w:r>
+        <w:rPr>
+          <w:rFonts w:ascii="Times" w:hAnsi="Times" w:cs="Times"/>
+          <w:sz w:val="24"/>
+          <w:sz-cs w:val="24"/>
+        </w:rPr>
+        <w:t xml:space="preserve">Phone numbers used for calling should be normalized for the tel: link while retaining user-friendly formatting when displayed in the CRM.</w:t>
+      </w:r>
+    </w:p>
+    <w:p>
+      <w:pPr>
+        <w:spacing w:before="360"/>
+      </w:pPr>
+      <w:r>
+        <w:rPr>
+          <w:rFonts w:ascii="Times" w:hAnsi="Times" w:cs="Times"/>
+          <w:sz w:val="36"/>
+          <w:sz-cs w:val="36"/>
+          <w:b/>
+        </w:rPr>
+        <w:t xml:space="preserve">27.2 Mobile Call and Return Flow</w:t>
+      </w:r>
+    </w:p>
+    <w:p>
+      <w:pPr>
+        <w:spacing w:before="240" w:after="240"/>
+      </w:pPr>
+      <w:r>
+        <w:rPr>
+          <w:rFonts w:ascii="Times" w:hAnsi="Times" w:cs="Times"/>
+          <w:sz w:val="24"/>
+          <w:sz-cs w:val="24"/>
+        </w:rPr>
+        <w:t xml:space="preserve">The flow is:</w:t>
+      </w:r>
+    </w:p>
+    <w:p>
+      <w:pPr>
+        <w:ind w:left="600" w:right="600"/>
+        <w:spacing w:before="240" w:after="240"/>
+      </w:pPr>
+      <w:r>
+        <w:rPr>
+          <w:rFonts w:ascii="Times" w:hAnsi="Times" w:cs="Times"/>
+          <w:sz w:val="24"/>
+          <w:sz-cs w:val="24"/>
+        </w:rPr>
+        <w:t xml:space="preserve">Open Lead, Customer or Call Follow-up</w:t>
+      </w:r>
+    </w:p>
+    <w:p>
+      <w:pPr>
+        <w:ind w:left="600" w:right="600"/>
+        <w:spacing w:before="240" w:after="240"/>
+      </w:pPr>
+      <w:r>
+        <w:rPr>
+          <w:rFonts w:ascii="Times" w:hAnsi="Times" w:cs="Times"/>
+          <w:sz w:val="24"/>
+          <w:sz-cs w:val="24"/>
+        </w:rPr>
+        <w:t xml:space="preserve">→ Select Call</w:t>
+      </w:r>
+    </w:p>
+    <w:p>
+      <w:pPr>
+        <w:ind w:left="600" w:right="600"/>
+        <w:spacing w:before="240" w:after="240"/>
+      </w:pPr>
+      <w:r>
+        <w:rPr>
+          <w:rFonts w:ascii="Times" w:hAnsi="Times" w:cs="Times"/>
+          <w:sz w:val="24"/>
+          <w:sz-cs w:val="24"/>
+        </w:rPr>
+        <w:t xml:space="preserve">→ Native phone calling interface opens with the number</w:t>
+      </w:r>
+    </w:p>
+    <w:p>
+      <w:pPr>
+        <w:ind w:left="600" w:right="600"/>
+        <w:spacing w:before="240" w:after="240"/>
+      </w:pPr>
+      <w:r>
+        <w:rPr>
+          <w:rFonts w:ascii="Times" w:hAnsi="Times" w:cs="Times"/>
+          <w:sz w:val="24"/>
+          <w:sz-cs w:val="24"/>
+        </w:rPr>
+        <w:t xml:space="preserve">→ User makes or cancels the call</w:t>
+      </w:r>
+    </w:p>
+    <w:p>
+      <w:pPr>
+        <w:ind w:left="600" w:right="600"/>
+        <w:spacing w:before="240" w:after="240"/>
+      </w:pPr>
+      <w:r>
+        <w:rPr>
+          <w:rFonts w:ascii="Times" w:hAnsi="Times" w:cs="Times"/>
+          <w:sz w:val="24"/>
+          <w:sz-cs w:val="24"/>
+        </w:rPr>
+        <w:t xml:space="preserve">→ User returns to the CRM</w:t>
+      </w:r>
+    </w:p>
+    <w:p>
+      <w:pPr>
+        <w:ind w:left="600" w:right="600"/>
+        <w:spacing w:before="240" w:after="240"/>
+      </w:pPr>
+      <w:r>
+        <w:rPr>
+          <w:rFonts w:ascii="Times" w:hAnsi="Times" w:cs="Times"/>
+          <w:sz w:val="24"/>
+          <w:sz-cs w:val="24"/>
+        </w:rPr>
+        <w:t xml:space="preserve">→ CRM restores the originating record or Follow-up context</w:t>
+      </w:r>
+    </w:p>
+    <w:p>
+      <w:pPr>
+        <w:ind w:left="600" w:right="600"/>
+        <w:spacing w:before="240" w:after="240"/>
+      </w:pPr>
+      <w:r>
+        <w:rPr>
+          <w:rFonts w:ascii="Times" w:hAnsi="Times" w:cs="Times"/>
+          <w:sz w:val="24"/>
+          <w:sz-cs w:val="24"/>
+        </w:rPr>
+        <w:t xml:space="preserve">→ User records the outcome or dismisses the prompt</w:t>
+      </w:r>
+    </w:p>
+    <w:p>
+      <w:pPr>
+        <w:spacing w:before="240" w:after="240"/>
+      </w:pPr>
+      <w:r>
+        <w:rPr>
+          <w:rFonts w:ascii="Times" w:hAnsi="Times" w:cs="Times"/>
+          <w:sz w:val="24"/>
+          <w:sz-cs w:val="24"/>
+          <w:b/>
+        </w:rPr>
+        <w:t xml:space="preserve">Context and return</w:t>
+      </w:r>
+    </w:p>
+    <w:p>
+      <w:pPr>
+        <w:ind w:left="720" w:first-line="-720"/>
+        <w:spacing w:before="240"/>
+      </w:pPr>
+      <w:r>
+        <w:rPr>
+          <w:rFonts w:ascii="Times" w:hAnsi="Times" w:cs="Times"/>
+          <w:sz w:val="24"/>
+          <w:sz-cs w:val="24"/>
+        </w:rPr>
+        <w:t xml:space="preserve"/>
+        <w:tab/>
+        <w:t xml:space="preserve">•</w:t>
+        <w:tab/>
+        <w:t xml:space="preserve">The originating Lead, Customer or Follow-up context is preserved before the native calling interface is invoked.</w:t>
+      </w:r>
+    </w:p>
+    <w:p>
+      <w:pPr>
+        <w:ind w:left="720" w:first-line="-720"/>
+      </w:pPr>
+      <w:r>
+        <w:rPr>
+          <w:rFonts w:ascii="Times" w:hAnsi="Times" w:cs="Times"/>
+          <w:sz w:val="24"/>
+          <w:sz-cs w:val="24"/>
+        </w:rPr>
+        <w:t xml:space="preserve"/>
+        <w:tab/>
+        <w:t xml:space="preserve">•</w:t>
+        <w:tab/>
+        <w:t xml:space="preserve">When the user returns, Record Call Outcome is readily available for the originating record.</w:t>
+      </w:r>
+    </w:p>
+    <w:p>
+      <w:pPr>
+        <w:ind w:left="720" w:first-line="-720"/>
+      </w:pPr>
+      <w:r>
+        <w:rPr>
+          <w:rFonts w:ascii="Times" w:hAnsi="Times" w:cs="Times"/>
+          <w:sz w:val="24"/>
+          <w:sz-cs w:val="24"/>
+        </w:rPr>
+        <w:t xml:space="preserve"/>
+        <w:tab/>
+        <w:t xml:space="preserve">•</w:t>
+        <w:tab/>
+        <w:t xml:space="preserve">Where technically reliable, the interface may display the outcome prompt when the PWA becomes active again.</w:t>
+      </w:r>
+    </w:p>
+    <w:p>
+      <w:pPr>
+        <w:ind w:left="720" w:first-line="-720"/>
+      </w:pPr>
+      <w:r>
+        <w:rPr>
+          <w:rFonts w:ascii="Times" w:hAnsi="Times" w:cs="Times"/>
+          <w:sz w:val="24"/>
+          <w:sz-cs w:val="24"/>
+        </w:rPr>
+        <w:t xml:space="preserve"/>
+        <w:tab/>
+        <w:t xml:space="preserve">•</w:t>
+        <w:tab/>
+        <w:t xml:space="preserve">The prompt must also remain accessible from the originating record or Follow-up if the operating system closes or suspends the PWA.</w:t>
+      </w:r>
+    </w:p>
+    <w:p>
+      <w:pPr>
+        <w:ind w:left="720" w:first-line="-720"/>
+      </w:pPr>
+      <w:r>
+        <w:rPr>
+          <w:rFonts w:ascii="Times" w:hAnsi="Times" w:cs="Times"/>
+          <w:sz w:val="24"/>
+          <w:sz-cs w:val="24"/>
+        </w:rPr>
+        <w:t xml:space="preserve"/>
+        <w:tab/>
+        <w:t xml:space="preserve">•</w:t>
+        <w:tab/>
+        <w:t xml:space="preserve">The user may dismiss the prompt when the call was cancelled or did not take place. Dismissing the prompt must not create a completed-call activity.</w:t>
+      </w:r>
+    </w:p>
+    <w:p>
+      <w:pPr>
+        <w:spacing w:before="240" w:after="240"/>
+      </w:pPr>
+      <w:r>
+        <w:rPr>
+          <w:rFonts w:ascii="Times" w:hAnsi="Times" w:cs="Times"/>
+          <w:sz w:val="24"/>
+          <w:sz-cs w:val="24"/>
+          <w:b/>
+        </w:rPr>
+        <w:t xml:space="preserve">What the system must not claim</w:t>
+      </w:r>
+    </w:p>
+    <w:p>
+      <w:pPr>
+        <w:ind w:left="720" w:first-line="-720"/>
+        <w:spacing w:before="240"/>
+      </w:pPr>
+      <w:r>
+        <w:rPr>
+          <w:rFonts w:ascii="Times" w:hAnsi="Times" w:cs="Times"/>
+          <w:sz w:val="24"/>
+          <w:sz-cs w:val="24"/>
+        </w:rPr>
+        <w:t xml:space="preserve"/>
+        <w:tab/>
+        <w:t xml:space="preserve">•</w:t>
+        <w:tab/>
+        <w:t xml:space="preserve">The PWA must not claim that it can automatically determine whether a normal cellular call connected, was answered, failed or ended.</w:t>
+      </w:r>
+    </w:p>
+    <w:p>
+      <w:pPr>
+        <w:ind w:left="720" w:first-line="-720"/>
+      </w:pPr>
+      <w:r>
+        <w:rPr>
+          <w:rFonts w:ascii="Times" w:hAnsi="Times" w:cs="Times"/>
+          <w:sz w:val="24"/>
+          <w:sz-cs w:val="24"/>
+        </w:rPr>
+        <w:t xml:space="preserve"/>
+        <w:tab/>
+        <w:t xml:space="preserve">•</w:t>
+        <w:tab/>
+        <w:t xml:space="preserve">The PWA must not claim to know the call duration unless a future approved telephony integration provides reliable information.</w:t>
+      </w:r>
+    </w:p>
+    <w:p>
+      <w:pPr>
+        <w:spacing w:before="360"/>
+      </w:pPr>
+      <w:r>
+        <w:rPr>
+          <w:rFonts w:ascii="Times" w:hAnsi="Times" w:cs="Times"/>
+          <w:sz w:val="36"/>
+          <w:sz-cs w:val="36"/>
+          <w:b/>
+        </w:rPr>
+        <w:t xml:space="preserve">27.3 Record Call Outcome</w:t>
+      </w:r>
+    </w:p>
+    <w:p>
+      <w:pPr>
+        <w:spacing w:before="240" w:after="240"/>
+      </w:pPr>
+      <w:r>
+        <w:rPr>
+          <w:rFonts w:ascii="Times" w:hAnsi="Times" w:cs="Times"/>
+          <w:sz w:val="24"/>
+          <w:sz-cs w:val="24"/>
+          <w:b/>
+        </w:rPr>
+        <w:t xml:space="preserve">Record Call Outcome</w:t>
+      </w:r>
+      <w:r>
+        <w:rPr>
+          <w:rFonts w:ascii="Times" w:hAnsi="Times" w:cs="Times"/>
+          <w:sz w:val="24"/>
+          <w:sz-cs w:val="24"/>
+        </w:rPr>
+        <w:t xml:space="preserve"> is a small form used to log what actually happened on a call.</w:t>
+      </w:r>
+    </w:p>
+    <w:p>
+      <w:pPr>
+        <w:spacing w:before="240" w:after="240"/>
+      </w:pPr>
+      <w:r>
+        <w:rPr>
+          <w:rFonts w:ascii="Times" w:hAnsi="Times" w:cs="Times"/>
+          <w:sz w:val="24"/>
+          <w:sz-cs w:val="24"/>
+          <w:b/>
+        </w:rPr>
+        <w:t xml:space="preserve">Field</w:t>
+      </w:r>
+    </w:p>
+    <w:p>
+      <w:pPr>
+        <w:spacing w:before="240" w:after="240"/>
+      </w:pPr>
+      <w:r>
+        <w:rPr>
+          <w:rFonts w:ascii="Times" w:hAnsi="Times" w:cs="Times"/>
+          <w:sz w:val="24"/>
+          <w:sz-cs w:val="24"/>
+          <w:b/>
+        </w:rPr>
+        <w:t xml:space="preserve">Requirement</w:t>
+      </w:r>
+    </w:p>
+    <w:p>
+      <w:pPr>
+        <w:spacing w:before="240" w:after="240"/>
+      </w:pPr>
+      <w:r>
+        <w:rPr>
+          <w:rFonts w:ascii="Times" w:hAnsi="Times" w:cs="Times"/>
+          <w:sz w:val="24"/>
+          <w:sz-cs w:val="24"/>
+        </w:rPr>
+        <w:t xml:space="preserve">Related Lead or Customer</w:t>
+      </w:r>
+    </w:p>
+    <w:p>
+      <w:pPr>
+        <w:spacing w:before="240" w:after="240"/>
+      </w:pPr>
+      <w:r>
+        <w:rPr>
+          <w:rFonts w:ascii="Times" w:hAnsi="Times" w:cs="Times"/>
+          <w:sz w:val="24"/>
+          <w:sz-cs w:val="24"/>
+        </w:rPr>
+        <w:t xml:space="preserve">Automatically selected and read-only</w:t>
+      </w:r>
+    </w:p>
+    <w:p>
+      <w:pPr>
+        <w:spacing w:before="240" w:after="240"/>
+      </w:pPr>
+      <w:r>
+        <w:rPr>
+          <w:rFonts w:ascii="Times" w:hAnsi="Times" w:cs="Times"/>
+          <w:sz w:val="24"/>
+          <w:sz-cs w:val="24"/>
+        </w:rPr>
+        <w:t xml:space="preserve">Related Follow-up</w:t>
+      </w:r>
+    </w:p>
+    <w:p>
+      <w:pPr>
+        <w:spacing w:before="240" w:after="240"/>
+      </w:pPr>
+      <w:r>
+        <w:rPr>
+          <w:rFonts w:ascii="Times" w:hAnsi="Times" w:cs="Times"/>
+          <w:sz w:val="24"/>
+          <w:sz-cs w:val="24"/>
+        </w:rPr>
+        <w:t xml:space="preserve">Automatically selected when initiated from a Follow-up</w:t>
+      </w:r>
+    </w:p>
+    <w:p>
+      <w:pPr>
+        <w:spacing w:before="240" w:after="240"/>
+      </w:pPr>
+      <w:r>
+        <w:rPr>
+          <w:rFonts w:ascii="Times" w:hAnsi="Times" w:cs="Times"/>
+          <w:sz w:val="24"/>
+          <w:sz-cs w:val="24"/>
+        </w:rPr>
+        <w:t xml:space="preserve">Outcome</w:t>
+      </w:r>
+    </w:p>
+    <w:p>
+      <w:pPr>
+        <w:spacing w:before="240" w:after="240"/>
+      </w:pPr>
+      <w:r>
+        <w:rPr>
+          <w:rFonts w:ascii="Times" w:hAnsi="Times" w:cs="Times"/>
+          <w:sz w:val="24"/>
+          <w:sz-cs w:val="24"/>
+        </w:rPr>
+        <w:t xml:space="preserve">Required</w:t>
+      </w:r>
+    </w:p>
+    <w:p>
+      <w:pPr>
+        <w:spacing w:before="240" w:after="240"/>
+      </w:pPr>
+      <w:r>
+        <w:rPr>
+          <w:rFonts w:ascii="Times" w:hAnsi="Times" w:cs="Times"/>
+          <w:sz w:val="24"/>
+          <w:sz-cs w:val="24"/>
+        </w:rPr>
+        <w:t xml:space="preserve">Note</w:t>
+      </w:r>
+    </w:p>
+    <w:p>
+      <w:pPr>
+        <w:spacing w:before="240" w:after="240"/>
+      </w:pPr>
+      <w:r>
+        <w:rPr>
+          <w:rFonts w:ascii="Times" w:hAnsi="Times" w:cs="Times"/>
+          <w:sz w:val="24"/>
+          <w:sz-cs w:val="24"/>
+        </w:rPr>
+        <w:t xml:space="preserve">Optional</w:t>
+      </w:r>
+    </w:p>
+    <w:p>
+      <w:pPr>
+        <w:spacing w:before="240" w:after="240"/>
+      </w:pPr>
+      <w:r>
+        <w:rPr>
+          <w:rFonts w:ascii="Times" w:hAnsi="Times" w:cs="Times"/>
+          <w:sz w:val="24"/>
+          <w:sz-cs w:val="24"/>
+        </w:rPr>
+        <w:t xml:space="preserve">Call date and time</w:t>
+      </w:r>
+    </w:p>
+    <w:p>
+      <w:pPr>
+        <w:spacing w:before="240" w:after="240"/>
+      </w:pPr>
+      <w:r>
+        <w:rPr>
+          <w:rFonts w:ascii="Times" w:hAnsi="Times" w:cs="Times"/>
+          <w:sz w:val="24"/>
+          <w:sz-cs w:val="24"/>
+        </w:rPr>
+        <w:t xml:space="preserve">Defaults to the call initiation time; correction permitted only where appropriate</w:t>
+      </w:r>
+    </w:p>
+    <w:p>
+      <w:pPr>
+        <w:spacing w:before="240" w:after="240"/>
+      </w:pPr>
+      <w:r>
+        <w:rPr>
+          <w:rFonts w:ascii="Times" w:hAnsi="Times" w:cs="Times"/>
+          <w:sz w:val="24"/>
+          <w:sz-cs w:val="24"/>
+        </w:rPr>
+        <w:t xml:space="preserve">Next action</w:t>
+      </w:r>
+    </w:p>
+    <w:p>
+      <w:pPr>
+        <w:spacing w:before="240" w:after="240"/>
+      </w:pPr>
+      <w:r>
+        <w:rPr>
+          <w:rFonts w:ascii="Times" w:hAnsi="Times" w:cs="Times"/>
+          <w:sz w:val="24"/>
+          <w:sz-cs w:val="24"/>
+        </w:rPr>
+        <w:t xml:space="preserve">Optional</w:t>
+      </w:r>
+    </w:p>
+    <w:p>
+      <w:pPr>
+        <w:spacing w:before="240" w:after="240"/>
+      </w:pPr>
+      <w:r>
+        <w:rPr>
+          <w:rFonts w:ascii="Times" w:hAnsi="Times" w:cs="Times"/>
+          <w:sz w:val="24"/>
+          <w:sz-cs w:val="24"/>
+          <w:b/>
+        </w:rPr>
+        <w:t xml:space="preserve">Outcome options in V1</w:t>
+      </w:r>
+    </w:p>
+    <w:p>
+      <w:pPr>
+        <w:ind w:left="720" w:first-line="-720"/>
+        <w:spacing w:before="240"/>
+      </w:pPr>
+      <w:r>
+        <w:rPr>
+          <w:rFonts w:ascii="Times" w:hAnsi="Times" w:cs="Times"/>
+          <w:sz w:val="24"/>
+          <w:sz-cs w:val="24"/>
+        </w:rPr>
+        <w:t xml:space="preserve"/>
+        <w:tab/>
+        <w:t xml:space="preserve">•</w:t>
+        <w:tab/>
+        <w:t xml:space="preserve">Connected</w:t>
+      </w:r>
+    </w:p>
+    <w:p>
+      <w:pPr>
+        <w:ind w:left="720" w:first-line="-720"/>
+      </w:pPr>
+      <w:r>
+        <w:rPr>
+          <w:rFonts w:ascii="Times" w:hAnsi="Times" w:cs="Times"/>
+          <w:sz w:val="24"/>
+          <w:sz-cs w:val="24"/>
+        </w:rPr>
+        <w:t xml:space="preserve"/>
+        <w:tab/>
+        <w:t xml:space="preserve">•</w:t>
+        <w:tab/>
+        <w:t xml:space="preserve">No Answer</w:t>
+      </w:r>
+    </w:p>
+    <w:p>
+      <w:pPr>
+        <w:ind w:left="720" w:first-line="-720"/>
+      </w:pPr>
+      <w:r>
+        <w:rPr>
+          <w:rFonts w:ascii="Times" w:hAnsi="Times" w:cs="Times"/>
+          <w:sz w:val="24"/>
+          <w:sz-cs w:val="24"/>
+        </w:rPr>
+        <w:t xml:space="preserve"/>
+        <w:tab/>
+        <w:t xml:space="preserve">•</w:t>
+        <w:tab/>
+        <w:t xml:space="preserve">Busy or Unreachable</w:t>
+      </w:r>
+    </w:p>
+    <w:p>
+      <w:pPr>
+        <w:ind w:left="720" w:first-line="-720"/>
+      </w:pPr>
+      <w:r>
+        <w:rPr>
+          <w:rFonts w:ascii="Times" w:hAnsi="Times" w:cs="Times"/>
+          <w:sz w:val="24"/>
+          <w:sz-cs w:val="24"/>
+        </w:rPr>
+        <w:t xml:space="preserve"/>
+        <w:tab/>
+        <w:t xml:space="preserve">•</w:t>
+        <w:tab/>
+        <w:t xml:space="preserve">Call Back Requested</w:t>
+      </w:r>
+    </w:p>
+    <w:p>
+      <w:pPr>
+        <w:ind w:left="720" w:first-line="-720"/>
+      </w:pPr>
+      <w:r>
+        <w:rPr>
+          <w:rFonts w:ascii="Times" w:hAnsi="Times" w:cs="Times"/>
+          <w:sz w:val="24"/>
+          <w:sz-cs w:val="24"/>
+        </w:rPr>
+        <w:t xml:space="preserve"/>
+        <w:tab/>
+        <w:t xml:space="preserve">•</w:t>
+        <w:tab/>
+        <w:t xml:space="preserve">Left Voicemail</w:t>
+      </w:r>
+    </w:p>
+    <w:p>
+      <w:pPr>
+        <w:ind w:left="720" w:first-line="-720"/>
+      </w:pPr>
+      <w:r>
+        <w:rPr>
+          <w:rFonts w:ascii="Times" w:hAnsi="Times" w:cs="Times"/>
+          <w:sz w:val="24"/>
+          <w:sz-cs w:val="24"/>
+        </w:rPr>
+        <w:t xml:space="preserve"/>
+        <w:tab/>
+        <w:t xml:space="preserve">•</w:t>
+        <w:tab/>
+        <w:t xml:space="preserve">Wrong Number</w:t>
+      </w:r>
+    </w:p>
+    <w:p>
+      <w:pPr>
+        <w:ind w:left="720" w:first-line="-720"/>
+      </w:pPr>
+      <w:r>
+        <w:rPr>
+          <w:rFonts w:ascii="Times" w:hAnsi="Times" w:cs="Times"/>
+          <w:sz w:val="24"/>
+          <w:sz-cs w:val="24"/>
+        </w:rPr>
+        <w:t xml:space="preserve"/>
+        <w:tab/>
+        <w:t xml:space="preserve">•</w:t>
+        <w:tab/>
+        <w:t xml:space="preserve">Other</w:t>
+      </w:r>
+    </w:p>
+    <w:p>
+      <w:pPr>
+        <w:spacing w:before="240" w:after="240"/>
+      </w:pPr>
+      <w:r>
+        <w:rPr>
+          <w:rFonts w:ascii="Times" w:hAnsi="Times" w:cs="Times"/>
+          <w:sz w:val="24"/>
+          <w:sz-cs w:val="24"/>
+          <w:b/>
+        </w:rPr>
+        <w:t xml:space="preserve">Actions</w:t>
+      </w:r>
+    </w:p>
+    <w:p>
+      <w:pPr>
+        <w:ind w:left="720" w:first-line="-720"/>
+        <w:spacing w:before="240"/>
+      </w:pPr>
+      <w:r>
+        <w:rPr>
+          <w:rFonts w:ascii="Times" w:hAnsi="Times" w:cs="Times"/>
+          <w:sz w:val="24"/>
+          <w:sz-cs w:val="24"/>
+        </w:rPr>
+        <w:t xml:space="preserve"/>
+        <w:tab/>
+        <w:t xml:space="preserve">•</w:t>
+        <w:tab/>
+        <w:t xml:space="preserve">Save Outcome</w:t>
+      </w:r>
+    </w:p>
+    <w:p>
+      <w:pPr>
+        <w:ind w:left="720" w:first-line="-720"/>
+      </w:pPr>
+      <w:r>
+        <w:rPr>
+          <w:rFonts w:ascii="Times" w:hAnsi="Times" w:cs="Times"/>
+          <w:sz w:val="24"/>
+          <w:sz-cs w:val="24"/>
+        </w:rPr>
+        <w:t xml:space="preserve"/>
+        <w:tab/>
+        <w:t xml:space="preserve">•</w:t>
+        <w:tab/>
+        <w:t xml:space="preserve">Complete Follow-up — when initiated from an incomplete Follow-up</w:t>
+      </w:r>
+    </w:p>
+    <w:p>
+      <w:pPr>
+        <w:ind w:left="720" w:first-line="-720"/>
+      </w:pPr>
+      <w:r>
+        <w:rPr>
+          <w:rFonts w:ascii="Times" w:hAnsi="Times" w:cs="Times"/>
+          <w:sz w:val="24"/>
+          <w:sz-cs w:val="24"/>
+        </w:rPr>
+        <w:t xml:space="preserve"/>
+        <w:tab/>
+        <w:t xml:space="preserve">•</w:t>
+        <w:tab/>
+        <w:t xml:space="preserve">Complete and Schedule Next — when initiated from an incomplete Follow-up</w:t>
+      </w:r>
+    </w:p>
+    <w:p>
+      <w:pPr>
+        <w:ind w:left="720" w:first-line="-720"/>
+      </w:pPr>
+      <w:r>
+        <w:rPr>
+          <w:rFonts w:ascii="Times" w:hAnsi="Times" w:cs="Times"/>
+          <w:sz w:val="24"/>
+          <w:sz-cs w:val="24"/>
+        </w:rPr>
+        <w:t xml:space="preserve"/>
+        <w:tab/>
+        <w:t xml:space="preserve">•</w:t>
+        <w:tab/>
+        <w:t xml:space="preserve">Cancel</w:t>
+      </w:r>
+    </w:p>
+    <w:p>
+      <w:pPr>
+        <w:spacing w:before="240" w:after="240"/>
+      </w:pPr>
+      <w:r>
+        <w:rPr>
+          <w:rFonts w:ascii="Times" w:hAnsi="Times" w:cs="Times"/>
+          <w:sz w:val="24"/>
+          <w:sz-cs w:val="24"/>
+          <w:b/>
+        </w:rPr>
+        <w:t xml:space="preserve">Saving an outcome must</w:t>
+      </w:r>
+    </w:p>
+    <w:p>
+      <w:pPr>
+        <w:ind w:left="720" w:first-line="-720"/>
+        <w:spacing w:before="240"/>
+      </w:pPr>
+      <w:r>
+        <w:rPr>
+          <w:rFonts w:ascii="Times" w:hAnsi="Times" w:cs="Times"/>
+          <w:sz w:val="24"/>
+          <w:sz-cs w:val="24"/>
+        </w:rPr>
+        <w:t xml:space="preserve"/>
+        <w:tab/>
+        <w:t xml:space="preserve">•</w:t>
+        <w:tab/>
+        <w:t xml:space="preserve">create a Call activity in the related Lead or Customer timeline</w:t>
+      </w:r>
+    </w:p>
+    <w:p>
+      <w:pPr>
+        <w:ind w:left="720" w:first-line="-720"/>
+      </w:pPr>
+      <w:r>
+        <w:rPr>
+          <w:rFonts w:ascii="Times" w:hAnsi="Times" w:cs="Times"/>
+          <w:sz w:val="24"/>
+          <w:sz-cs w:val="24"/>
+        </w:rPr>
+        <w:t xml:space="preserve"/>
+        <w:tab/>
+        <w:t xml:space="preserve">•</w:t>
+        <w:tab/>
+        <w:t xml:space="preserve">record the user who submitted it</w:t>
+      </w:r>
+    </w:p>
+    <w:p>
+      <w:pPr>
+        <w:ind w:left="720" w:first-line="-720"/>
+      </w:pPr>
+      <w:r>
+        <w:rPr>
+          <w:rFonts w:ascii="Times" w:hAnsi="Times" w:cs="Times"/>
+          <w:sz w:val="24"/>
+          <w:sz-cs w:val="24"/>
+        </w:rPr>
+        <w:t xml:space="preserve"/>
+        <w:tab/>
+        <w:t xml:space="preserve">•</w:t>
+        <w:tab/>
+        <w:t xml:space="preserve">record the call date and time</w:t>
+      </w:r>
+    </w:p>
+    <w:p>
+      <w:pPr>
+        <w:ind w:left="720" w:first-line="-720"/>
+      </w:pPr>
+      <w:r>
+        <w:rPr>
+          <w:rFonts w:ascii="Times" w:hAnsi="Times" w:cs="Times"/>
+          <w:sz w:val="24"/>
+          <w:sz-cs w:val="24"/>
+        </w:rPr>
+        <w:t xml:space="preserve"/>
+        <w:tab/>
+        <w:t xml:space="preserve">•</w:t>
+        <w:tab/>
+        <w:t xml:space="preserve">record the selected outcome</w:t>
+      </w:r>
+    </w:p>
+    <w:p>
+      <w:pPr>
+        <w:ind w:left="720" w:first-line="-720"/>
+      </w:pPr>
+      <w:r>
+        <w:rPr>
+          <w:rFonts w:ascii="Times" w:hAnsi="Times" w:cs="Times"/>
+          <w:sz w:val="24"/>
+          <w:sz-cs w:val="24"/>
+        </w:rPr>
+        <w:t xml:space="preserve"/>
+        <w:tab/>
+        <w:t xml:space="preserve">•</w:t>
+        <w:tab/>
+        <w:t xml:space="preserve">preserve the optional note</w:t>
+      </w:r>
+    </w:p>
+    <w:p>
+      <w:pPr>
+        <w:ind w:left="720" w:first-line="-720"/>
+      </w:pPr>
+      <w:r>
+        <w:rPr>
+          <w:rFonts w:ascii="Times" w:hAnsi="Times" w:cs="Times"/>
+          <w:sz w:val="24"/>
+          <w:sz-cs w:val="24"/>
+        </w:rPr>
+        <w:t xml:space="preserve"/>
+        <w:tab/>
+        <w:t xml:space="preserve">•</w:t>
+        <w:tab/>
+        <w:t xml:space="preserve">reference the originating Follow-up when applicable</w:t>
+      </w:r>
+    </w:p>
+    <w:p>
+      <w:pPr>
+        <w:ind w:left="720" w:first-line="-720"/>
+      </w:pPr>
+      <w:r>
+        <w:rPr>
+          <w:rFonts w:ascii="Times" w:hAnsi="Times" w:cs="Times"/>
+          <w:sz w:val="24"/>
+          <w:sz-cs w:val="24"/>
+        </w:rPr>
+        <w:t xml:space="preserve"/>
+        <w:tab/>
+        <w:t xml:space="preserve">•</w:t>
+        <w:tab/>
+        <w:t xml:space="preserve">preserve tenant isolation and record-access permissions</w:t>
+      </w:r>
+    </w:p>
+    <w:p>
+      <w:pPr>
+        <w:spacing w:before="240" w:after="240"/>
+      </w:pPr>
+      <w:r>
+        <w:rPr>
+          <w:rFonts w:ascii="Times" w:hAnsi="Times" w:cs="Times"/>
+          <w:sz w:val="24"/>
+          <w:sz-cs w:val="24"/>
+        </w:rPr>
+        <w:t xml:space="preserve">Saving a call outcome must not automatically change the Lead stage or the Customer status.</w:t>
+      </w:r>
+    </w:p>
+    <w:p>
+      <w:pPr>
+        <w:spacing w:before="240" w:after="240"/>
+      </w:pPr>
+      <w:r>
+        <w:rPr>
+          <w:rFonts w:ascii="Times" w:hAnsi="Times" w:cs="Times"/>
+          <w:sz w:val="24"/>
+          <w:sz-cs w:val="24"/>
+        </w:rPr>
+        <w:t xml:space="preserve">When the user selects </w:t>
+      </w:r>
+      <w:r>
+        <w:rPr>
+          <w:rFonts w:ascii="Times" w:hAnsi="Times" w:cs="Times"/>
+          <w:sz w:val="24"/>
+          <w:sz-cs w:val="24"/>
+          <w:b/>
+        </w:rPr>
+        <w:t xml:space="preserve">Complete Follow-up</w:t>
+      </w:r>
+      <w:r>
+        <w:rPr>
+          <w:rFonts w:ascii="Times" w:hAnsi="Times" w:cs="Times"/>
+          <w:sz w:val="24"/>
+          <w:sz-cs w:val="24"/>
+        </w:rPr>
+        <w:t xml:space="preserve"> or </w:t>
+      </w:r>
+      <w:r>
+        <w:rPr>
+          <w:rFonts w:ascii="Times" w:hAnsi="Times" w:cs="Times"/>
+          <w:sz w:val="24"/>
+          <w:sz-cs w:val="24"/>
+          <w:b/>
+        </w:rPr>
+        <w:t xml:space="preserve">Complete and Schedule Next</w:t>
+      </w:r>
+      <w:r>
+        <w:rPr>
+          <w:rFonts w:ascii="Times" w:hAnsi="Times" w:cs="Times"/>
+          <w:sz w:val="24"/>
+          <w:sz-cs w:val="24"/>
+        </w:rPr>
+        <w:t xml:space="preserve">, the existing Follow-up completion and scheduling rules defined in Section 41 are reused. A separate completion workflow must not be introduced.</w:t>
+      </w:r>
+    </w:p>
+    <w:p>
+      <w:pPr>
+        <w:spacing w:before="240" w:after="240"/>
+      </w:pPr>
+      <w:r>
+        <w:rPr>
+          <w:rFonts w:ascii="Times" w:hAnsi="Times" w:cs="Times"/>
+          <w:sz w:val="24"/>
+          <w:sz-cs w:val="24"/>
+        </w:rPr>
+        <w:t xml:space="preserve">If the selected outcome is </w:t>
+      </w:r>
+      <w:r>
+        <w:rPr>
+          <w:rFonts w:ascii="Times" w:hAnsi="Times" w:cs="Times"/>
+          <w:sz w:val="24"/>
+          <w:sz-cs w:val="24"/>
+          <w:b/>
+        </w:rPr>
+        <w:t xml:space="preserve">Call Back Requested</w:t>
+      </w:r>
+      <w:r>
+        <w:rPr>
+          <w:rFonts w:ascii="Times" w:hAnsi="Times" w:cs="Times"/>
+          <w:sz w:val="24"/>
+          <w:sz-cs w:val="24"/>
+        </w:rPr>
+        <w:t xml:space="preserve">, the interface should make </w:t>
+      </w:r>
+      <w:r>
+        <w:rPr>
+          <w:rFonts w:ascii="Times" w:hAnsi="Times" w:cs="Times"/>
+          <w:sz w:val="24"/>
+          <w:sz-cs w:val="24"/>
+          <w:b/>
+        </w:rPr>
+        <w:t xml:space="preserve">Schedule Next Follow-up</w:t>
+      </w:r>
+      <w:r>
+        <w:rPr>
+          <w:rFonts w:ascii="Times" w:hAnsi="Times" w:cs="Times"/>
+          <w:sz w:val="24"/>
+          <w:sz-cs w:val="24"/>
+        </w:rPr>
+        <w:t xml:space="preserve"> prominent but must not silently schedule one.</w:t>
+      </w:r>
+    </w:p>
+    <w:p>
+      <w:pPr>
+        <w:spacing w:before="360"/>
+      </w:pPr>
+      <w:r>
+        <w:rPr>
+          <w:rFonts w:ascii="Times" w:hAnsi="Times" w:cs="Times"/>
+          <w:sz w:val="36"/>
+          <w:sz-cs w:val="36"/>
+          <w:b/>
+        </w:rPr>
+        <w:t xml:space="preserve">27.4 Call Activity Rules</w:t>
+      </w:r>
+    </w:p>
+    <w:p>
+      <w:pPr>
+        <w:spacing w:before="240" w:after="240"/>
+      </w:pPr>
+      <w:r>
+        <w:rPr>
+          <w:rFonts w:ascii="Times" w:hAnsi="Times" w:cs="Times"/>
+          <w:sz w:val="24"/>
+          <w:sz-cs w:val="24"/>
+        </w:rPr>
+        <w:t xml:space="preserve">A Call activity represents a user-confirmed call outcome, not merely a tap on the </w:t>
+      </w:r>
+      <w:r>
+        <w:rPr>
+          <w:rFonts w:ascii="Times" w:hAnsi="Times" w:cs="Times"/>
+          <w:sz w:val="24"/>
+          <w:sz-cs w:val="24"/>
+          <w:b/>
+        </w:rPr>
+        <w:t xml:space="preserve">Call</w:t>
+      </w:r>
+      <w:r>
+        <w:rPr>
+          <w:rFonts w:ascii="Times" w:hAnsi="Times" w:cs="Times"/>
+          <w:sz w:val="24"/>
+          <w:sz-cs w:val="24"/>
+        </w:rPr>
+        <w:t xml:space="preserve"> button.</w:t>
+      </w:r>
+    </w:p>
+    <w:p>
+      <w:pPr>
+        <w:spacing w:before="240" w:after="240"/>
+      </w:pPr>
+      <w:r>
+        <w:rPr>
+          <w:rFonts w:ascii="Times" w:hAnsi="Times" w:cs="Times"/>
+          <w:sz w:val="24"/>
+          <w:sz-cs w:val="24"/>
+        </w:rPr>
+        <w:t xml:space="preserve">The activity timeline should show:</w:t>
+      </w:r>
+    </w:p>
+    <w:p>
+      <w:pPr>
+        <w:ind w:left="720" w:first-line="-720"/>
+        <w:spacing w:before="240"/>
+      </w:pPr>
+      <w:r>
+        <w:rPr>
+          <w:rFonts w:ascii="Times" w:hAnsi="Times" w:cs="Times"/>
+          <w:sz w:val="24"/>
+          <w:sz-cs w:val="24"/>
+        </w:rPr>
+        <w:t xml:space="preserve"/>
+        <w:tab/>
+        <w:t xml:space="preserve">•</w:t>
+        <w:tab/>
+        <w:t xml:space="preserve">call outcome</w:t>
+      </w:r>
+    </w:p>
+    <w:p>
+      <w:pPr>
+        <w:ind w:left="720" w:first-line="-720"/>
+      </w:pPr>
+      <w:r>
+        <w:rPr>
+          <w:rFonts w:ascii="Times" w:hAnsi="Times" w:cs="Times"/>
+          <w:sz w:val="24"/>
+          <w:sz-cs w:val="24"/>
+        </w:rPr>
+        <w:t xml:space="preserve"/>
+        <w:tab/>
+        <w:t xml:space="preserve">•</w:t>
+        <w:tab/>
+        <w:t xml:space="preserve">related Lead or Customer</w:t>
+      </w:r>
+    </w:p>
+    <w:p>
+      <w:pPr>
+        <w:ind w:left="720" w:first-line="-720"/>
+      </w:pPr>
+      <w:r>
+        <w:rPr>
+          <w:rFonts w:ascii="Times" w:hAnsi="Times" w:cs="Times"/>
+          <w:sz w:val="24"/>
+          <w:sz-cs w:val="24"/>
+        </w:rPr>
+        <w:t xml:space="preserve"/>
+        <w:tab/>
+        <w:t xml:space="preserve">•</w:t>
+        <w:tab/>
+        <w:t xml:space="preserve">salesperson</w:t>
+      </w:r>
+    </w:p>
+    <w:p>
+      <w:pPr>
+        <w:ind w:left="720" w:first-line="-720"/>
+      </w:pPr>
+      <w:r>
+        <w:rPr>
+          <w:rFonts w:ascii="Times" w:hAnsi="Times" w:cs="Times"/>
+          <w:sz w:val="24"/>
+          <w:sz-cs w:val="24"/>
+        </w:rPr>
+        <w:t xml:space="preserve"/>
+        <w:tab/>
+        <w:t xml:space="preserve">•</w:t>
+        <w:tab/>
+        <w:t xml:space="preserve">date and time</w:t>
+      </w:r>
+    </w:p>
+    <w:p>
+      <w:pPr>
+        <w:ind w:left="720" w:first-line="-720"/>
+      </w:pPr>
+      <w:r>
+        <w:rPr>
+          <w:rFonts w:ascii="Times" w:hAnsi="Times" w:cs="Times"/>
+          <w:sz w:val="24"/>
+          <w:sz-cs w:val="24"/>
+        </w:rPr>
+        <w:t xml:space="preserve"/>
+        <w:tab/>
+        <w:t xml:space="preserve">•</w:t>
+        <w:tab/>
+        <w:t xml:space="preserve">note, when provided</w:t>
+      </w:r>
+    </w:p>
+    <w:p>
+      <w:pPr>
+        <w:ind w:left="720" w:first-line="-720"/>
+      </w:pPr>
+      <w:r>
+        <w:rPr>
+          <w:rFonts w:ascii="Times" w:hAnsi="Times" w:cs="Times"/>
+          <w:sz w:val="24"/>
+          <w:sz-cs w:val="24"/>
+        </w:rPr>
+        <w:t xml:space="preserve"/>
+        <w:tab/>
+        <w:t xml:space="preserve">•</w:t>
+        <w:tab/>
+        <w:t xml:space="preserve">originating Follow-up, when applicable</w:t>
+      </w:r>
+    </w:p>
+    <w:p>
+      <w:pPr>
+        <w:spacing w:before="240" w:after="240"/>
+      </w:pPr>
+      <w:r>
+        <w:rPr>
+          <w:rFonts w:ascii="Times" w:hAnsi="Times" w:cs="Times"/>
+          <w:sz w:val="24"/>
+          <w:sz-cs w:val="24"/>
+        </w:rPr>
+        <w:t xml:space="preserve">Historical Call activities must remain available even if the related user, phone number or configuration is later changed.</w:t>
+      </w:r>
+    </w:p>
+    <w:p>
+      <w:pPr>
+        <w:spacing w:before="240" w:after="240"/>
+      </w:pPr>
+      <w:r>
+        <w:rPr>
+          <w:rFonts w:ascii="Times" w:hAnsi="Times" w:cs="Times"/>
+          <w:sz w:val="24"/>
+          <w:sz-cs w:val="24"/>
+          <w:b/>
+        </w:rPr>
+        <w:t xml:space="preserve">Permissions</w:t>
+      </w:r>
+    </w:p>
+    <w:p>
+      <w:pPr>
+        <w:ind w:left="720" w:first-line="-720"/>
+        <w:spacing w:before="240"/>
+      </w:pPr>
+      <w:r>
+        <w:rPr>
+          <w:rFonts w:ascii="Times" w:hAnsi="Times" w:cs="Times"/>
+          <w:sz w:val="24"/>
+          <w:sz-cs w:val="24"/>
+        </w:rPr>
+        <w:t xml:space="preserve"/>
+        <w:tab/>
+        <w:t xml:space="preserve">•</w:t>
+        <w:tab/>
+        <w:t xml:space="preserve">Call activities are subject to the same workspace isolation, ownership visibility and role permissions as the related Lead or Customer.</w:t>
+      </w:r>
+    </w:p>
+    <w:p>
+      <w:pPr>
+        <w:ind w:left="720" w:first-line="-720"/>
+      </w:pPr>
+      <w:r>
+        <w:rPr>
+          <w:rFonts w:ascii="Times" w:hAnsi="Times" w:cs="Times"/>
+          <w:sz w:val="24"/>
+          <w:sz-cs w:val="24"/>
+        </w:rPr>
+        <w:t xml:space="preserve"/>
+        <w:tab/>
+        <w:t xml:space="preserve">•</w:t>
+        <w:tab/>
+        <w:t xml:space="preserve">A Staff user may call and log outcomes only for records they are permitted to access.</w:t>
+      </w:r>
+    </w:p>
+    <w:p>
+      <w:pPr>
+        <w:ind w:left="720" w:first-line="-720"/>
+      </w:pPr>
+      <w:r>
+        <w:rPr>
+          <w:rFonts w:ascii="Times" w:hAnsi="Times" w:cs="Times"/>
+          <w:sz w:val="24"/>
+          <w:sz-cs w:val="24"/>
+        </w:rPr>
+        <w:t xml:space="preserve"/>
+        <w:tab/>
+        <w:t xml:space="preserve">•</w:t>
+        <w:tab/>
+        <w:t xml:space="preserve">Admin and Manager visibility must follow the existing record-access rules.</w:t>
+      </w:r>
+    </w:p>
+    <w:p>
+      <w:pPr>
+        <w:ind w:left="720" w:first-line="-720"/>
+      </w:pPr>
+      <w:r>
+        <w:rPr>
+          <w:rFonts w:ascii="Times" w:hAnsi="Times" w:cs="Times"/>
+          <w:sz w:val="24"/>
+          <w:sz-cs w:val="24"/>
+        </w:rPr>
+        <w:t xml:space="preserve"/>
+        <w:tab/>
+        <w:t xml:space="preserve">•</w:t>
+        <w:tab/>
+        <w:t xml:space="preserve">Hiding a Call button is not sufficient authorization. Access must also be enforced server-side where call outcomes are saved.</w:t>
+      </w:r>
+    </w:p>
+    <w:p>
+      <w:pPr>
+        <w:spacing w:before="360"/>
+      </w:pPr>
+      <w:r>
+        <w:rPr>
+          <w:rFonts w:ascii="Times" w:hAnsi="Times" w:cs="Times"/>
+          <w:sz w:val="36"/>
+          <w:sz-cs w:val="36"/>
+          <w:b/>
+        </w:rPr>
+        <w:t xml:space="preserve">27.5 V1 Call Limitations</w:t>
+      </w:r>
+    </w:p>
+    <w:p>
+      <w:pPr>
+        <w:spacing w:before="240" w:after="240"/>
+      </w:pPr>
+      <w:r>
+        <w:rPr>
+          <w:rFonts w:ascii="Times" w:hAnsi="Times" w:cs="Times"/>
+          <w:sz w:val="24"/>
+          <w:sz-cs w:val="24"/>
+        </w:rPr>
+        <w:t xml:space="preserve">V1 does not include:</w:t>
+      </w:r>
+    </w:p>
+    <w:p>
+      <w:pPr>
+        <w:ind w:left="720" w:first-line="-720"/>
+        <w:spacing w:before="240"/>
+      </w:pPr>
+      <w:r>
+        <w:rPr>
+          <w:rFonts w:ascii="Times" w:hAnsi="Times" w:cs="Times"/>
+          <w:sz w:val="24"/>
+          <w:sz-cs w:val="24"/>
+        </w:rPr>
+        <w:t xml:space="preserve"/>
+        <w:tab/>
+        <w:t xml:space="preserve">•</w:t>
+        <w:tab/>
+        <w:t xml:space="preserve">in-app VoIP calling</w:t>
+      </w:r>
+    </w:p>
+    <w:p>
+      <w:pPr>
+        <w:ind w:left="720" w:first-line="-720"/>
+      </w:pPr>
+      <w:r>
+        <w:rPr>
+          <w:rFonts w:ascii="Times" w:hAnsi="Times" w:cs="Times"/>
+          <w:sz w:val="24"/>
+          <w:sz-cs w:val="24"/>
+        </w:rPr>
+        <w:t xml:space="preserve"/>
+        <w:tab/>
+        <w:t xml:space="preserve">•</w:t>
+        <w:tab/>
+        <w:t xml:space="preserve">WebRTC calling</w:t>
+      </w:r>
+    </w:p>
+    <w:p>
+      <w:pPr>
+        <w:ind w:left="720" w:first-line="-720"/>
+      </w:pPr>
+      <w:r>
+        <w:rPr>
+          <w:rFonts w:ascii="Times" w:hAnsi="Times" w:cs="Times"/>
+          <w:sz w:val="24"/>
+          <w:sz-cs w:val="24"/>
+        </w:rPr>
+        <w:t xml:space="preserve"/>
+        <w:tab/>
+        <w:t xml:space="preserve">•</w:t>
+        <w:tab/>
+        <w:t xml:space="preserve">telephone-number provisioning</w:t>
+      </w:r>
+    </w:p>
+    <w:p>
+      <w:pPr>
+        <w:ind w:left="720" w:first-line="-720"/>
+      </w:pPr>
+      <w:r>
+        <w:rPr>
+          <w:rFonts w:ascii="Times" w:hAnsi="Times" w:cs="Times"/>
+          <w:sz w:val="24"/>
+          <w:sz-cs w:val="24"/>
+        </w:rPr>
+        <w:t xml:space="preserve"/>
+        <w:tab/>
+        <w:t xml:space="preserve">•</w:t>
+        <w:tab/>
+        <w:t xml:space="preserve">call recording</w:t>
+      </w:r>
+    </w:p>
+    <w:p>
+      <w:pPr>
+        <w:ind w:left="720" w:first-line="-720"/>
+      </w:pPr>
+      <w:r>
+        <w:rPr>
+          <w:rFonts w:ascii="Times" w:hAnsi="Times" w:cs="Times"/>
+          <w:sz w:val="24"/>
+          <w:sz-cs w:val="24"/>
+        </w:rPr>
+        <w:t xml:space="preserve"/>
+        <w:tab/>
+        <w:t xml:space="preserve">•</w:t>
+        <w:tab/>
+        <w:t xml:space="preserve">call transcription</w:t>
+      </w:r>
+    </w:p>
+    <w:p>
+      <w:pPr>
+        <w:ind w:left="720" w:first-line="-720"/>
+      </w:pPr>
+      <w:r>
+        <w:rPr>
+          <w:rFonts w:ascii="Times" w:hAnsi="Times" w:cs="Times"/>
+          <w:sz w:val="24"/>
+          <w:sz-cs w:val="24"/>
+        </w:rPr>
+        <w:t xml:space="preserve"/>
+        <w:tab/>
+        <w:t xml:space="preserve">•</w:t>
+        <w:tab/>
+        <w:t xml:space="preserve">automatic call-duration detection</w:t>
+      </w:r>
+    </w:p>
+    <w:p>
+      <w:pPr>
+        <w:ind w:left="720" w:first-line="-720"/>
+      </w:pPr>
+      <w:r>
+        <w:rPr>
+          <w:rFonts w:ascii="Times" w:hAnsi="Times" w:cs="Times"/>
+          <w:sz w:val="24"/>
+          <w:sz-cs w:val="24"/>
+        </w:rPr>
+        <w:t xml:space="preserve"/>
+        <w:tab/>
+        <w:t xml:space="preserve">•</w:t>
+        <w:tab/>
+        <w:t xml:space="preserve">automatic detection of answered, missed or failed calls</w:t>
+      </w:r>
+    </w:p>
+    <w:p>
+      <w:pPr>
+        <w:ind w:left="720" w:first-line="-720"/>
+      </w:pPr>
+      <w:r>
+        <w:rPr>
+          <w:rFonts w:ascii="Times" w:hAnsi="Times" w:cs="Times"/>
+          <w:sz w:val="24"/>
+          <w:sz-cs w:val="24"/>
+        </w:rPr>
+        <w:t xml:space="preserve"/>
+        <w:tab/>
+        <w:t xml:space="preserve">•</w:t>
+        <w:tab/>
+        <w:t xml:space="preserve">access to the phone’s operating-system call history</w:t>
+      </w:r>
+    </w:p>
+    <w:p>
+      <w:pPr>
+        <w:ind w:left="720" w:first-line="-720"/>
+      </w:pPr>
+      <w:r>
+        <w:rPr>
+          <w:rFonts w:ascii="Times" w:hAnsi="Times" w:cs="Times"/>
+          <w:sz w:val="24"/>
+          <w:sz-cs w:val="24"/>
+        </w:rPr>
+        <w:t xml:space="preserve"/>
+        <w:tab/>
+        <w:t xml:space="preserve">•</w:t>
+        <w:tab/>
+        <w:t xml:space="preserve">automatic synchronization with cellular call logs</w:t>
+      </w:r>
+    </w:p>
+    <w:p>
+      <w:pPr>
+        <w:ind w:left="720" w:first-line="-720"/>
+      </w:pPr>
+      <w:r>
+        <w:rPr>
+          <w:rFonts w:ascii="Times" w:hAnsi="Times" w:cs="Times"/>
+          <w:sz w:val="24"/>
+          <w:sz-cs w:val="24"/>
+        </w:rPr>
+        <w:t xml:space="preserve"/>
+        <w:tab/>
+        <w:t xml:space="preserve">•</w:t>
+        <w:tab/>
+        <w:t xml:space="preserve">call-centre integration</w:t>
+      </w:r>
+    </w:p>
+    <w:p>
+      <w:pPr>
+        <w:ind w:left="720" w:first-line="-720"/>
+      </w:pPr>
+      <w:r>
+        <w:rPr>
+          <w:rFonts w:ascii="Times" w:hAnsi="Times" w:cs="Times"/>
+          <w:sz w:val="24"/>
+          <w:sz-cs w:val="24"/>
+        </w:rPr>
+        <w:t xml:space="preserve"/>
+        <w:tab/>
+        <w:t xml:space="preserve">•</w:t>
+        <w:tab/>
+        <w:t xml:space="preserve">PBX integration</w:t>
+      </w:r>
+    </w:p>
+    <w:p>
+      <w:pPr>
+        <w:ind w:left="720" w:first-line="-720"/>
+      </w:pPr>
+      <w:r>
+        <w:rPr>
+          <w:rFonts w:ascii="Times" w:hAnsi="Times" w:cs="Times"/>
+          <w:sz w:val="24"/>
+          <w:sz-cs w:val="24"/>
+        </w:rPr>
+        <w:t xml:space="preserve"/>
+        <w:tab/>
+        <w:t xml:space="preserve">•</w:t>
+        <w:tab/>
+        <w:t xml:space="preserve">telephony-provider integration</w:t>
+      </w:r>
+    </w:p>
+    <w:p>
+      <w:pPr>
+        <w:ind w:left="720" w:first-line="-720"/>
+      </w:pPr>
+      <w:r>
+        <w:rPr>
+          <w:rFonts w:ascii="Times" w:hAnsi="Times" w:cs="Times"/>
+          <w:sz w:val="24"/>
+          <w:sz-cs w:val="24"/>
+        </w:rPr>
+        <w:t xml:space="preserve"/>
+        <w:tab/>
+        <w:t xml:space="preserve">•</w:t>
+        <w:tab/>
+        <w:t xml:space="preserve">automatic outbound calling</w:t>
+      </w:r>
+    </w:p>
+    <w:p>
+      <w:pPr>
+        <w:ind w:left="720" w:first-line="-720"/>
+      </w:pPr>
+      <w:r>
+        <w:rPr>
+          <w:rFonts w:ascii="Times" w:hAnsi="Times" w:cs="Times"/>
+          <w:sz w:val="24"/>
+          <w:sz-cs w:val="24"/>
+        </w:rPr>
+        <w:t xml:space="preserve"/>
+        <w:tab/>
+        <w:t xml:space="preserve">•</w:t>
+        <w:tab/>
+        <w:t xml:space="preserve">predictive or power dialling</w:t>
+      </w:r>
+    </w:p>
+    <w:p>
+      <w:pPr>
+        <w:spacing w:before="240" w:after="240"/>
+      </w:pPr>
+      <w:r>
+        <w:rPr>
+          <w:rFonts w:ascii="Times" w:hAnsi="Times" w:cs="Times"/>
+          <w:sz w:val="24"/>
+          <w:sz-cs w:val="24"/>
+        </w:rPr>
+        <w:t xml:space="preserve">These capabilities may only be evaluated as a separately approved future integration.</w:t>
       </w:r>
     </w:p>
     <w:p>
@@ -11681,6 +13633,20 @@
           <w:sz-cs w:val="24"/>
           <w:b/>
         </w:rPr>
+        <w:t xml:space="preserve">Call</w:t>
+      </w:r>
+    </w:p>
+    <w:p>
+      <w:pPr>
+        <w:spacing w:before="240" w:after="240"/>
+      </w:pPr>
+      <w:r>
+        <w:rPr>
+          <w:rFonts w:ascii="Times" w:hAnsi="Times" w:cs="Times"/>
+          <w:sz w:val="24"/>
+          <w:sz-cs w:val="24"/>
+          <w:b/>
+        </w:rPr>
         <w:t xml:space="preserve">WhatsApp</w:t>
       </w:r>
     </w:p>
@@ -11738,6 +13704,110 @@
           <w:b/>
         </w:rPr>
         <w:t xml:space="preserve">More</w:t>
+      </w:r>
+    </w:p>
+    <w:p>
+      <w:pPr>
+        <w:spacing w:before="240" w:after="240"/>
+      </w:pPr>
+      <w:r>
+        <w:rPr>
+          <w:rFonts w:ascii="Times" w:hAnsi="Times" w:cs="Times"/>
+          <w:sz w:val="24"/>
+          <w:sz-cs w:val="24"/>
+          <w:b/>
+        </w:rPr>
+        <w:t xml:space="preserve">Call</w:t>
+      </w:r>
+      <w:r>
+        <w:rPr>
+          <w:rFonts w:ascii="Times" w:hAnsi="Times" w:cs="Times"/>
+          <w:sz w:val="24"/>
+          <w:sz-cs w:val="24"/>
+        </w:rPr>
+        <w:t xml:space="preserve"> is enabled only when:</w:t>
+      </w:r>
+    </w:p>
+    <w:p>
+      <w:pPr>
+        <w:ind w:left="720" w:first-line="-720"/>
+        <w:spacing w:before="240"/>
+      </w:pPr>
+      <w:r>
+        <w:rPr>
+          <w:rFonts w:ascii="Times" w:hAnsi="Times" w:cs="Times"/>
+          <w:sz w:val="24"/>
+          <w:sz-cs w:val="24"/>
+        </w:rPr>
+        <w:t xml:space="preserve"/>
+        <w:tab/>
+        <w:t xml:space="preserve">•</w:t>
+        <w:tab/>
+        <w:t xml:space="preserve">the user can access the Lead</w:t>
+      </w:r>
+    </w:p>
+    <w:p>
+      <w:pPr>
+        <w:ind w:left="720" w:first-line="-720"/>
+      </w:pPr>
+      <w:r>
+        <w:rPr>
+          <w:rFonts w:ascii="Times" w:hAnsi="Times" w:cs="Times"/>
+          <w:sz w:val="24"/>
+          <w:sz-cs w:val="24"/>
+        </w:rPr>
+        <w:t xml:space="preserve"/>
+        <w:tab/>
+        <w:t xml:space="preserve">•</w:t>
+        <w:tab/>
+        <w:t xml:space="preserve">a valid phone number exists</w:t>
+      </w:r>
+    </w:p>
+    <w:p>
+      <w:pPr>
+        <w:ind w:left="720" w:first-line="-720"/>
+      </w:pPr>
+      <w:r>
+        <w:rPr>
+          <w:rFonts w:ascii="Times" w:hAnsi="Times" w:cs="Times"/>
+          <w:sz w:val="24"/>
+          <w:sz-cs w:val="24"/>
+        </w:rPr>
+        <w:t xml:space="preserve"/>
+        <w:tab/>
+        <w:t xml:space="preserve">•</w:t>
+        <w:tab/>
+        <w:t xml:space="preserve">the device or environment can handle the telephone link</w:t>
+      </w:r>
+    </w:p>
+    <w:p>
+      <w:pPr>
+        <w:spacing w:before="240" w:after="240"/>
+      </w:pPr>
+      <w:r>
+        <w:rPr>
+          <w:rFonts w:ascii="Times" w:hAnsi="Times" w:cs="Times"/>
+          <w:sz w:val="24"/>
+          <w:sz-cs w:val="24"/>
+        </w:rPr>
+        <w:t xml:space="preserve">Selecting </w:t>
+      </w:r>
+      <w:r>
+        <w:rPr>
+          <w:rFonts w:ascii="Times" w:hAnsi="Times" w:cs="Times"/>
+          <w:sz w:val="24"/>
+          <w:sz-cs w:val="24"/>
+          <w:b/>
+        </w:rPr>
+        <w:t xml:space="preserve">Call</w:t>
+      </w:r>
+      <w:r>
+        <w:rPr>
+          <w:rFonts w:ascii="Times" w:hAnsi="Times" w:cs="Times"/>
+          <w:sz w:val="24"/>
+          <w:sz-cs w:val="24"/>
+        </w:rPr>
+        <w:t xml:space="preserve"> follows the click-to-call behaviour defined in Sections 27.1–27.5. Initiating a call does not by itself create a Call activity or change the Lead stage.</w:t>
       </w:r>
     </w:p>
     <w:p>
@@ -12505,16 +14575,17 @@
       </w:r>
     </w:p>
     <w:p>
-      <w:pPr/>
-      <w:r>
-        <w:rPr>
-          <w:rFonts w:ascii="Times" w:hAnsi="Times" w:cs="Times"/>
-          <w:sz w:val="24"/>
-          <w:sz-cs w:val="24"/>
-          <w:b/>
-          <w:color w:val="0B5394"/>
-        </w:rPr>
-        <w:t xml:space="preserve">Call completed by Arun</w:t>
+      <w:pPr>
+        <w:spacing w:before="240" w:after="240"/>
+      </w:pPr>
+      <w:r>
+        <w:rPr>
+          <w:rFonts w:ascii="Times" w:hAnsi="Times" w:cs="Times"/>
+          <w:sz w:val="24"/>
+          <w:sz-cs w:val="24"/>
+          <w:b/>
+        </w:rPr>
+        <w:t xml:space="preserve">Call — Connected — logged by Arun</w:t>
       </w:r>
     </w:p>
     <w:p>
@@ -13147,6 +15218,53 @@
           <w:sz-cs w:val="24"/>
           <w:b/>
         </w:rPr>
+        <w:t xml:space="preserve">Call Follow-up</w:t>
+      </w:r>
+      <w:r>
+        <w:rPr>
+          <w:rFonts w:ascii="Times" w:hAnsi="Times" w:cs="Times"/>
+          <w:sz w:val="24"/>
+          <w:sz-cs w:val="24"/>
+        </w:rPr>
+        <w:t xml:space="preserve"> is a task reminding the assigned user to telephone the Lead/Customer. Selecting </w:t>
+      </w:r>
+      <w:r>
+        <w:rPr>
+          <w:rFonts w:ascii="Times" w:hAnsi="Times" w:cs="Times"/>
+          <w:sz w:val="24"/>
+          <w:sz-cs w:val="24"/>
+          <w:b/>
+        </w:rPr>
+        <w:t xml:space="preserve">Call</w:t>
+      </w:r>
+      <w:r>
+        <w:rPr>
+          <w:rFonts w:ascii="Times" w:hAnsi="Times" w:cs="Times"/>
+          <w:sz w:val="24"/>
+          <w:sz-cs w:val="24"/>
+        </w:rPr>
+        <w:t xml:space="preserve"> from a Call Follow-up invokes the click-to-call flow defined in Sections 27.1–27.5. Scheduling the Follow-up does not automatically place a call, and initiating a call does not automatically complete the Follow-up.</w:t>
+      </w:r>
+    </w:p>
+    <w:p>
+      <w:pPr>
+        <w:spacing w:before="240" w:after="240"/>
+      </w:pPr>
+      <w:r>
+        <w:rPr>
+          <w:rFonts w:ascii="Times" w:hAnsi="Times" w:cs="Times"/>
+          <w:sz w:val="24"/>
+          <w:sz-cs w:val="24"/>
+        </w:rPr>
+        <w:t xml:space="preserve">A </w:t>
+      </w:r>
+      <w:r>
+        <w:rPr>
+          <w:rFonts w:ascii="Times" w:hAnsi="Times" w:cs="Times"/>
+          <w:sz w:val="24"/>
+          <w:sz-cs w:val="24"/>
+          <w:b/>
+        </w:rPr>
         <w:t xml:space="preserve">WhatsApp Follow-up</w:t>
       </w:r>
       <w:r>
@@ -13534,6 +15652,80 @@
     </w:p>
     <w:p>
       <w:pPr>
+        <w:spacing w:before="240" w:after="240"/>
+      </w:pPr>
+      <w:r>
+        <w:rPr>
+          <w:rFonts w:ascii="Times" w:hAnsi="Times" w:cs="Times"/>
+          <w:sz w:val="24"/>
+          <w:sz-cs w:val="24"/>
+          <w:b/>
+        </w:rPr>
+        <w:t xml:space="preserve">Call follow-ups</w:t>
+      </w:r>
+    </w:p>
+    <w:p>
+      <w:pPr>
+        <w:spacing w:before="240" w:after="240"/>
+      </w:pPr>
+      <w:r>
+        <w:rPr>
+          <w:rFonts w:ascii="Times" w:hAnsi="Times" w:cs="Times"/>
+          <w:sz w:val="24"/>
+          <w:sz-cs w:val="24"/>
+        </w:rPr>
+        <w:t xml:space="preserve">Completion of a Call Follow-up remains an explicit user action. Initiating a call from the Follow-up does not complete it.</w:t>
+      </w:r>
+    </w:p>
+    <w:p>
+      <w:pPr>
+        <w:spacing w:before="240" w:after="240"/>
+      </w:pPr>
+      <w:r>
+        <w:rPr>
+          <w:rFonts w:ascii="Times" w:hAnsi="Times" w:cs="Times"/>
+          <w:sz w:val="24"/>
+          <w:sz-cs w:val="24"/>
+        </w:rPr>
+        <w:t xml:space="preserve">A completed Call Follow-up may store the call outcome selected in </w:t>
+      </w:r>
+      <w:r>
+        <w:rPr>
+          <w:rFonts w:ascii="Times" w:hAnsi="Times" w:cs="Times"/>
+          <w:sz w:val="24"/>
+          <w:sz-cs w:val="24"/>
+          <w:b/>
+        </w:rPr>
+        <w:t xml:space="preserve">Record Call Outcome</w:t>
+      </w:r>
+      <w:r>
+        <w:rPr>
+          <w:rFonts w:ascii="Times" w:hAnsi="Times" w:cs="Times"/>
+          <w:sz w:val="24"/>
+          <w:sz-cs w:val="24"/>
+        </w:rPr>
+        <w:t xml:space="preserve"> (Section 27.3). Where the user completes the Follow-up from that form, the actions above are the same completion and scheduling rules — </w:t>
+      </w:r>
+      <w:r>
+        <w:rPr>
+          <w:rFonts w:ascii="Times" w:hAnsi="Times" w:cs="Times"/>
+          <w:sz w:val="24"/>
+          <w:sz-cs w:val="24"/>
+          <w:b/>
+        </w:rPr>
+        <w:t xml:space="preserve">Complete and Schedule Next</w:t>
+      </w:r>
+      <w:r>
+        <w:rPr>
+          <w:rFonts w:ascii="Times" w:hAnsi="Times" w:cs="Times"/>
+          <w:sz w:val="24"/>
+          <w:sz-cs w:val="24"/>
+        </w:rPr>
+        <w:t xml:space="preserve"> continues to use this workflow. A second completion process must not be introduced.</w:t>
+      </w:r>
+    </w:p>
+    <w:p>
+      <w:pPr>
         <w:spacing w:before="480"/>
       </w:pPr>
       <w:r>
@@ -14243,6 +16435,24 @@
         <w:tab/>
         <w:t xml:space="preserve">•</w:t>
         <w:tab/>
+        <w:t xml:space="preserve">Call — shown for Call-type follow-ups, subject to Sections 27.1–27.5</w:t>
+      </w:r>
+    </w:p>
+    <w:p>
+      <w:pPr>
+        <w:ind w:left="720" w:first-line="-720"/>
+        <w:spacing w:before="240"/>
+      </w:pPr>
+      <w:r>
+        <w:rPr>
+          <w:rFonts w:ascii="Times" w:hAnsi="Times" w:cs="Times"/>
+          <w:sz w:val="24"/>
+          <w:sz-cs w:val="24"/>
+        </w:rPr>
+        <w:t xml:space="preserve"/>
+        <w:tab/>
+        <w:t xml:space="preserve">•</w:t>
+        <w:tab/>
         <w:t xml:space="preserve">Mark Complete</w:t>
       </w:r>
     </w:p>
@@ -14279,6 +16489,19 @@
         <w:t xml:space="preserve">•</w:t>
         <w:tab/>
         <w:t xml:space="preserve">Open Record</w:t>
+      </w:r>
+    </w:p>
+    <w:p>
+      <w:pPr>
+        <w:spacing w:before="240" w:after="240"/>
+      </w:pPr>
+      <w:r>
+        <w:rPr>
+          <w:rFonts w:ascii="Times" w:hAnsi="Times" w:cs="Times"/>
+          <w:sz w:val="24"/>
+          <w:sz-cs w:val="24"/>
+        </w:rPr>
+        <w:t xml:space="preserve">Call is available from the Today, Upcoming and Overdue tabs for Call-type follow-ups. Initiating a call does not complete the Follow-up.</w:t>
       </w:r>
     </w:p>
     <w:p>
@@ -14446,6 +16669,23 @@
     </w:p>
     <w:p>
       <w:pPr>
+        <w:ind w:left="720" w:first-line="-720"/>
+      </w:pPr>
+      <w:r>
+        <w:rPr>
+          <w:rFonts w:ascii="Times" w:hAnsi="Times" w:cs="Times"/>
+          <w:sz w:val="24"/>
+          <w:sz-cs w:val="24"/>
+        </w:rPr>
+        <w:t xml:space="preserve"/>
+        <w:tab/>
+        <w:t xml:space="preserve">•</w:t>
+        <w:tab/>
+        <w:t xml:space="preserve">for Call-type follow-ups, remain callable using Call, subject to Sections 27.1–27.5</w:t>
+      </w:r>
+    </w:p>
+    <w:p>
+      <w:pPr>
         <w:spacing w:before="240" w:after="240"/>
       </w:pPr>
       <w:r>
@@ -14455,6 +16695,19 @@
           <w:sz-cs w:val="24"/>
         </w:rPr>
         <w:t xml:space="preserve">The system should not automatically mark an overdue Follow-up as completed or cancelled.</w:t>
+      </w:r>
+    </w:p>
+    <w:p>
+      <w:pPr>
+        <w:spacing w:before="240" w:after="240"/>
+      </w:pPr>
+      <w:r>
+        <w:rPr>
+          <w:rFonts w:ascii="Times" w:hAnsi="Times" w:cs="Times"/>
+          <w:sz w:val="24"/>
+          <w:sz-cs w:val="24"/>
+        </w:rPr>
+        <w:t xml:space="preserve">Initiating a call from an overdue Call Follow-up does not complete it.</w:t>
       </w:r>
     </w:p>
     <w:p>
@@ -15880,6 +18133,28 @@
           <w:rFonts w:ascii="Times" w:hAnsi="Times" w:cs="Times"/>
           <w:sz w:val="24"/>
           <w:sz-cs w:val="24"/>
+          <w:b/>
+        </w:rPr>
+        <w:t xml:space="preserve">Call</w:t>
+      </w:r>
+      <w:r>
+        <w:rPr>
+          <w:rFonts w:ascii="Times" w:hAnsi="Times" w:cs="Times"/>
+          <w:sz w:val="24"/>
+          <w:sz-cs w:val="24"/>
+        </w:rPr>
+        <w:t xml:space="preserve"> follows the click-to-call behaviour defined in Sections 27.1–27.5. It opens the phone’s native calling interface and does not by itself complete a Follow-up or create a Call activity.</w:t>
+      </w:r>
+    </w:p>
+    <w:p>
+      <w:pPr>
+        <w:spacing w:before="240" w:after="240"/>
+      </w:pPr>
+      <w:r>
+        <w:rPr>
+          <w:rFonts w:ascii="Times" w:hAnsi="Times" w:cs="Times"/>
+          <w:sz w:val="24"/>
+          <w:sz-cs w:val="24"/>
         </w:rPr>
         <w:t xml:space="preserve">Selecting the card opens Lead Detail.</w:t>
       </w:r>
@@ -15923,6 +18198,28 @@
           <w:b/>
         </w:rPr>
         <w:t xml:space="preserve">Call | WhatsApp | Email | Follow-up | More</w:t>
+      </w:r>
+    </w:p>
+    <w:p>
+      <w:pPr>
+        <w:spacing w:before="240" w:after="240"/>
+      </w:pPr>
+      <w:r>
+        <w:rPr>
+          <w:rFonts w:ascii="Times" w:hAnsi="Times" w:cs="Times"/>
+          <w:sz w:val="24"/>
+          <w:sz-cs w:val="24"/>
+          <w:b/>
+        </w:rPr>
+        <w:t xml:space="preserve">Call</w:t>
+      </w:r>
+      <w:r>
+        <w:rPr>
+          <w:rFonts w:ascii="Times" w:hAnsi="Times" w:cs="Times"/>
+          <w:sz w:val="24"/>
+          <w:sz-cs w:val="24"/>
+        </w:rPr>
+        <w:t xml:space="preserve"> follows the click-to-call behaviour defined in Sections 27.1–27.5. It opens the phone’s native calling interface and does not by itself complete a Follow-up or create a Call activity.</w:t>
       </w:r>
     </w:p>
     <w:p>
@@ -17965,6 +20262,20 @@
           <w:sz-cs w:val="24"/>
           <w:b/>
         </w:rPr>
+        <w:t xml:space="preserve">Call</w:t>
+      </w:r>
+    </w:p>
+    <w:p>
+      <w:pPr>
+        <w:spacing w:before="240" w:after="240"/>
+      </w:pPr>
+      <w:r>
+        <w:rPr>
+          <w:rFonts w:ascii="Times" w:hAnsi="Times" w:cs="Times"/>
+          <w:sz w:val="24"/>
+          <w:sz-cs w:val="24"/>
+          <w:b/>
+        </w:rPr>
         <w:t xml:space="preserve">WhatsApp</w:t>
       </w:r>
     </w:p>
@@ -18036,6 +20347,110 @@
           <w:b/>
         </w:rPr>
         <w:t xml:space="preserve">More</w:t>
+      </w:r>
+    </w:p>
+    <w:p>
+      <w:pPr>
+        <w:spacing w:before="240" w:after="240"/>
+      </w:pPr>
+      <w:r>
+        <w:rPr>
+          <w:rFonts w:ascii="Times" w:hAnsi="Times" w:cs="Times"/>
+          <w:sz w:val="24"/>
+          <w:sz-cs w:val="24"/>
+          <w:b/>
+        </w:rPr>
+        <w:t xml:space="preserve">Call</w:t>
+      </w:r>
+      <w:r>
+        <w:rPr>
+          <w:rFonts w:ascii="Times" w:hAnsi="Times" w:cs="Times"/>
+          <w:sz w:val="24"/>
+          <w:sz-cs w:val="24"/>
+        </w:rPr>
+        <w:t xml:space="preserve"> is enabled only when:</w:t>
+      </w:r>
+    </w:p>
+    <w:p>
+      <w:pPr>
+        <w:ind w:left="720" w:first-line="-720"/>
+        <w:spacing w:before="240"/>
+      </w:pPr>
+      <w:r>
+        <w:rPr>
+          <w:rFonts w:ascii="Times" w:hAnsi="Times" w:cs="Times"/>
+          <w:sz w:val="24"/>
+          <w:sz-cs w:val="24"/>
+        </w:rPr>
+        <w:t xml:space="preserve"/>
+        <w:tab/>
+        <w:t xml:space="preserve">•</w:t>
+        <w:tab/>
+        <w:t xml:space="preserve">the user can access the Customer</w:t>
+      </w:r>
+    </w:p>
+    <w:p>
+      <w:pPr>
+        <w:ind w:left="720" w:first-line="-720"/>
+      </w:pPr>
+      <w:r>
+        <w:rPr>
+          <w:rFonts w:ascii="Times" w:hAnsi="Times" w:cs="Times"/>
+          <w:sz w:val="24"/>
+          <w:sz-cs w:val="24"/>
+        </w:rPr>
+        <w:t xml:space="preserve"/>
+        <w:tab/>
+        <w:t xml:space="preserve">•</w:t>
+        <w:tab/>
+        <w:t xml:space="preserve">a valid phone number exists</w:t>
+      </w:r>
+    </w:p>
+    <w:p>
+      <w:pPr>
+        <w:ind w:left="720" w:first-line="-720"/>
+      </w:pPr>
+      <w:r>
+        <w:rPr>
+          <w:rFonts w:ascii="Times" w:hAnsi="Times" w:cs="Times"/>
+          <w:sz w:val="24"/>
+          <w:sz-cs w:val="24"/>
+        </w:rPr>
+        <w:t xml:space="preserve"/>
+        <w:tab/>
+        <w:t xml:space="preserve">•</w:t>
+        <w:tab/>
+        <w:t xml:space="preserve">the device or environment can handle the telephone link</w:t>
+      </w:r>
+    </w:p>
+    <w:p>
+      <w:pPr>
+        <w:spacing w:before="240" w:after="240"/>
+      </w:pPr>
+      <w:r>
+        <w:rPr>
+          <w:rFonts w:ascii="Times" w:hAnsi="Times" w:cs="Times"/>
+          <w:sz w:val="24"/>
+          <w:sz-cs w:val="24"/>
+        </w:rPr>
+        <w:t xml:space="preserve">Selecting </w:t>
+      </w:r>
+      <w:r>
+        <w:rPr>
+          <w:rFonts w:ascii="Times" w:hAnsi="Times" w:cs="Times"/>
+          <w:sz w:val="24"/>
+          <w:sz-cs w:val="24"/>
+          <w:b/>
+        </w:rPr>
+        <w:t xml:space="preserve">Call</w:t>
+      </w:r>
+      <w:r>
+        <w:rPr>
+          <w:rFonts w:ascii="Times" w:hAnsi="Times" w:cs="Times"/>
+          <w:sz w:val="24"/>
+          <w:sz-cs w:val="24"/>
+        </w:rPr>
+        <w:t xml:space="preserve"> follows the click-to-call behaviour defined in Sections 27.1–27.5. Initiating a call does not by itself create a Call activity or change the Customer status.</w:t>
       </w:r>
     </w:p>
     <w:p>
@@ -23953,6 +26368,28 @@
           <w:rFonts w:ascii="Times" w:hAnsi="Times" w:cs="Times"/>
           <w:sz w:val="24"/>
           <w:sz-cs w:val="24"/>
+          <w:b/>
+        </w:rPr>
+        <w:t xml:space="preserve">Call</w:t>
+      </w:r>
+      <w:r>
+        <w:rPr>
+          <w:rFonts w:ascii="Times" w:hAnsi="Times" w:cs="Times"/>
+          <w:sz w:val="24"/>
+          <w:sz-cs w:val="24"/>
+        </w:rPr>
+        <w:t xml:space="preserve"> follows the click-to-call behaviour defined in Sections 27.1–27.5. It opens the phone’s native calling interface and does not by itself complete a Follow-up or create a Call activity.</w:t>
+      </w:r>
+    </w:p>
+    <w:p>
+      <w:pPr>
+        <w:spacing w:before="240" w:after="240"/>
+      </w:pPr>
+      <w:r>
+        <w:rPr>
+          <w:rFonts w:ascii="Times" w:hAnsi="Times" w:cs="Times"/>
+          <w:sz w:val="24"/>
+          <w:sz-cs w:val="24"/>
         </w:rPr>
         <w:t xml:space="preserve">Where the header cannot comfortably show every channel, Email may be placed under </w:t>
       </w:r>
@@ -33175,6 +35612,28 @@
           <w:color w:val="0B5394"/>
         </w:rPr>
         <w:t xml:space="preserve">Call | Open Record | Follow-up | More</w:t>
+      </w:r>
+    </w:p>
+    <w:p>
+      <w:pPr>
+        <w:spacing w:before="240" w:after="240"/>
+      </w:pPr>
+      <w:r>
+        <w:rPr>
+          <w:rFonts w:ascii="Times" w:hAnsi="Times" w:cs="Times"/>
+          <w:sz w:val="24"/>
+          <w:sz-cs w:val="24"/>
+          <w:b/>
+        </w:rPr>
+        <w:t xml:space="preserve">Call</w:t>
+      </w:r>
+      <w:r>
+        <w:rPr>
+          <w:rFonts w:ascii="Times" w:hAnsi="Times" w:cs="Times"/>
+          <w:sz w:val="24"/>
+          <w:sz-cs w:val="24"/>
+        </w:rPr>
+        <w:t xml:space="preserve"> follows the click-to-call behaviour defined in Sections 27.1–27.5. It opens the phone’s native calling interface and does not by itself complete a Follow-up or create a Call activity.</w:t>
       </w:r>
     </w:p>
     <w:p>
@@ -57909,6 +60368,74 @@
         <w:tab/>
         <w:t xml:space="preserve">•</w:t>
         <w:tab/>
+        <w:t xml:space="preserve">initiating calls</w:t>
+      </w:r>
+    </w:p>
+    <w:p>
+      <w:pPr>
+        <w:ind w:left="720" w:first-line="-720"/>
+      </w:pPr>
+      <w:r>
+        <w:rPr>
+          <w:rFonts w:ascii="Times" w:hAnsi="Times" w:cs="Times"/>
+          <w:sz w:val="24"/>
+          <w:sz-cs w:val="24"/>
+        </w:rPr>
+        <w:t xml:space="preserve"/>
+        <w:tab/>
+        <w:t xml:space="preserve">•</w:t>
+        <w:tab/>
+        <w:t xml:space="preserve">recording call outcomes</w:t>
+      </w:r>
+    </w:p>
+    <w:p>
+      <w:pPr>
+        <w:ind w:left="720" w:first-line="-720"/>
+      </w:pPr>
+      <w:r>
+        <w:rPr>
+          <w:rFonts w:ascii="Times" w:hAnsi="Times" w:cs="Times"/>
+          <w:sz w:val="24"/>
+          <w:sz-cs w:val="24"/>
+        </w:rPr>
+        <w:t xml:space="preserve"/>
+        <w:tab/>
+        <w:t xml:space="preserve">•</w:t>
+        <w:tab/>
+        <w:t xml:space="preserve">completing Call follow-ups</w:t>
+      </w:r>
+    </w:p>
+    <w:p>
+      <w:pPr>
+        <w:ind w:left="720" w:first-line="-720"/>
+      </w:pPr>
+      <w:r>
+        <w:rPr>
+          <w:rFonts w:ascii="Times" w:hAnsi="Times" w:cs="Times"/>
+          <w:sz w:val="24"/>
+          <w:sz-cs w:val="24"/>
+        </w:rPr>
+        <w:t xml:space="preserve"/>
+        <w:tab/>
+        <w:t xml:space="preserve">•</w:t>
+        <w:tab/>
+        <w:t xml:space="preserve">scheduling the next follow-up</w:t>
+      </w:r>
+    </w:p>
+    <w:p>
+      <w:pPr>
+        <w:ind w:left="720" w:first-line="-720"/>
+      </w:pPr>
+      <w:r>
+        <w:rPr>
+          <w:rFonts w:ascii="Times" w:hAnsi="Times" w:cs="Times"/>
+          <w:sz w:val="24"/>
+          <w:sz-cs w:val="24"/>
+        </w:rPr>
+        <w:t xml:space="preserve"/>
+        <w:tab/>
+        <w:t xml:space="preserve">•</w:t>
+        <w:tab/>
         <w:t xml:space="preserve">Renewals</w:t>
       </w:r>
     </w:p>
@@ -58610,6 +61137,102 @@
           <w:sz-cs w:val="24"/>
           <w:b/>
         </w:rPr>
+        <w:t xml:space="preserve">Calling from an installed application</w:t>
+      </w:r>
+    </w:p>
+    <w:p>
+      <w:pPr>
+        <w:spacing w:before="240" w:after="240"/>
+      </w:pPr>
+      <w:r>
+        <w:rPr>
+          <w:rFonts w:ascii="Times" w:hAnsi="Times" w:cs="Times"/>
+          <w:sz w:val="24"/>
+          <w:sz-cs w:val="24"/>
+        </w:rPr>
+        <w:t xml:space="preserve">An installed PWA may initiate a normal cellular call through the native phone interface, using the click-to-call behaviour defined in Sections 27.1–27.5.</w:t>
+      </w:r>
+    </w:p>
+    <w:p>
+      <w:pPr>
+        <w:ind w:left="720" w:first-line="-720"/>
+        <w:spacing w:before="240"/>
+      </w:pPr>
+      <w:r>
+        <w:rPr>
+          <w:rFonts w:ascii="Times" w:hAnsi="Times" w:cs="Times"/>
+          <w:sz w:val="24"/>
+          <w:sz-cs w:val="24"/>
+        </w:rPr>
+        <w:t xml:space="preserve"/>
+        <w:tab/>
+        <w:t xml:space="preserve">•</w:t>
+        <w:tab/>
+        <w:t xml:space="preserve">The PWA should preserve CRM context so the salesperson can return and record the outcome.</w:t>
+      </w:r>
+    </w:p>
+    <w:p>
+      <w:pPr>
+        <w:ind w:left="720" w:first-line="-720"/>
+      </w:pPr>
+      <w:r>
+        <w:rPr>
+          <w:rFonts w:ascii="Times" w:hAnsi="Times" w:cs="Times"/>
+          <w:sz w:val="24"/>
+          <w:sz-cs w:val="24"/>
+        </w:rPr>
+        <w:t xml:space="preserve"/>
+        <w:tab/>
+        <w:t xml:space="preserve">•</w:t>
+        <w:tab/>
+        <w:t xml:space="preserve">Standalone PWA display does not mean that the cellular conversation itself remains inside the PWA. The phone’s native call interface temporarily takes over.</w:t>
+      </w:r>
+    </w:p>
+    <w:p>
+      <w:pPr>
+        <w:ind w:left="720" w:first-line="-720"/>
+      </w:pPr>
+      <w:r>
+        <w:rPr>
+          <w:rFonts w:ascii="Times" w:hAnsi="Times" w:cs="Times"/>
+          <w:sz w:val="24"/>
+          <w:sz-cs w:val="24"/>
+        </w:rPr>
+        <w:t xml:space="preserve"/>
+        <w:tab/>
+        <w:t xml:space="preserve">•</w:t>
+        <w:tab/>
+        <w:t xml:space="preserve">Click-to-call requires network access to load or update CRM data. The cellular call itself is handled by the device and the mobile carrier.</w:t>
+      </w:r>
+    </w:p>
+    <w:p>
+      <w:pPr>
+        <w:ind w:left="720" w:first-line="-720"/>
+      </w:pPr>
+      <w:r>
+        <w:rPr>
+          <w:rFonts w:ascii="Times" w:hAnsi="Times" w:cs="Times"/>
+          <w:sz w:val="24"/>
+          <w:sz-cs w:val="24"/>
+        </w:rPr>
+        <w:t xml:space="preserve"/>
+        <w:tab/>
+        <w:t xml:space="preserve">•</w:t>
+        <w:tab/>
+        <w:t xml:space="preserve">V1 does not include offline call-outcome synchronization unless already explicitly approved elsewhere in this specification.</w:t>
+      </w:r>
+    </w:p>
+    <w:p>
+      <w:pPr>
+        <w:spacing w:before="240" w:after="240"/>
+      </w:pPr>
+      <w:r>
+        <w:rPr>
+          <w:rFonts w:ascii="Times" w:hAnsi="Times" w:cs="Times"/>
+          <w:sz w:val="24"/>
+          <w:sz-cs w:val="24"/>
+          <w:b/>
+        </w:rPr>
         <w:t xml:space="preserve">Data and caching restrictions</w:t>
       </w:r>
     </w:p>
@@ -59499,6 +62122,19 @@
         <w:t xml:space="preserve">•</w:t>
         <w:tab/>
         <w:t xml:space="preserve">workspace-specific installed application branding</w:t>
+      </w:r>
+    </w:p>
+    <w:p>
+      <w:pPr>
+        <w:spacing w:before="240" w:after="240"/>
+      </w:pPr>
+      <w:r>
+        <w:rPr>
+          <w:rFonts w:ascii="Times" w:hAnsi="Times" w:cs="Times"/>
+          <w:sz w:val="24"/>
+          <w:sz-cs w:val="24"/>
+        </w:rPr>
+        <w:t xml:space="preserve">The V1 call exclusions defined in Section 27.5 also apply. In summary, do not introduce in-app VoIP or WebRTC calling, telephone-number provisioning, call recording or transcription, automatic call-duration detection, automatic detection of answered, missed or failed calls, access to the phone’s operating-system call history, automatic synchronization with cellular call logs, call-centre, PBX or telephony-provider integration, automatic outbound calling, or predictive or power dialling. Section 27.5 is the authoritative list.</w:t>
       </w:r>
     </w:p>
     <w:p>
